--- a/docs/Historias de Usuario/HU-10 - IKernell Soluciones Software.docx
+++ b/docs/Historias de Usuario/HU-10 - IKernell Soluciones Software.docx
@@ -13,9 +13,6 @@
         <w:ind w:left="0" w:right="0" w:firstLine="0"/>
         <w:jc w:val="left"/>
         <w:rPr>
-          <w:rFonts w:ascii="Arial" w:cs="Arial" w:eastAsia="Arial" w:hAnsi="Arial"/>
-          <w:b w:val="0"/>
-          <w:bCs w:val="0"/>
           <w:i w:val="0"/>
           <w:iCs w:val="0"/>
           <w:smallCaps w:val="0"/>
@@ -92,7 +89,6 @@
               <w:ind w:left="0" w:right="0" w:firstLine="0"/>
               <w:jc w:val="center"/>
               <w:rPr>
-                <w:rFonts w:ascii="Calibri" w:cs="Calibri" w:eastAsia="Calibri" w:hAnsi="Calibri"/>
                 <w:b w:val="1"/>
                 <w:bCs w:val="1"/>
                 <w:i w:val="0"/>
@@ -158,7 +154,6 @@
               <w:ind w:left="0" w:right="0" w:firstLine="0"/>
               <w:jc w:val="left"/>
               <w:rPr>
-                <w:rFonts w:ascii="Calibri" w:cs="Calibri" w:eastAsia="Calibri" w:hAnsi="Calibri"/>
                 <w:b w:val="1"/>
                 <w:bCs w:val="1"/>
                 <w:i w:val="0"/>
@@ -190,11 +185,6 @@
                 <w:rtl w:val="0"/>
               </w:rPr>
               <w:t xml:space="preserve">Código:</w:t>
-            </w:r>
-            <w:r>
-              <w:rPr>
-                <w:rtl w:val="0"/>
-              </w:rPr>
             </w:r>
           </w:p>
         </w:tc>
@@ -222,8 +212,6 @@
             </w:pPr>
             <w:r>
               <w:rPr>
-                <w:b w:val="0"/>
-                <w:bCs w:val="0"/>
                 <w:i w:val="0"/>
                 <w:iCs w:val="0"/>
                 <w:smallCaps w:val="0"/>
@@ -267,7 +255,6 @@
               <w:ind w:left="0" w:right="0" w:firstLine="0"/>
               <w:jc w:val="left"/>
               <w:rPr>
-                <w:rFonts w:ascii="Calibri" w:cs="Calibri" w:eastAsia="Calibri" w:hAnsi="Calibri"/>
                 <w:b w:val="1"/>
                 <w:bCs w:val="1"/>
                 <w:i w:val="0"/>
@@ -357,7 +344,6 @@
               <w:ind w:left="0" w:right="0" w:firstLine="0"/>
               <w:jc w:val="left"/>
               <w:rPr>
-                <w:rFonts w:ascii="Calibri" w:cs="Calibri" w:eastAsia="Calibri" w:hAnsi="Calibri"/>
                 <w:b w:val="1"/>
                 <w:bCs w:val="1"/>
                 <w:i w:val="0"/>
@@ -390,11 +376,6 @@
               </w:rPr>
               <w:t xml:space="preserve">Complejidad:</w:t>
             </w:r>
-            <w:r>
-              <w:rPr>
-                <w:rtl w:val="0"/>
-              </w:rPr>
-            </w:r>
           </w:p>
         </w:tc>
         <w:tc>
@@ -418,9 +399,6 @@
               <w:ind w:left="0" w:right="0" w:firstLine="0"/>
               <w:jc w:val="left"/>
               <w:rPr>
-                <w:rFonts w:ascii="Calibri" w:cs="Calibri" w:eastAsia="Calibri" w:hAnsi="Calibri"/>
-                <w:b w:val="0"/>
-                <w:bCs w:val="0"/>
                 <w:i w:val="0"/>
                 <w:iCs w:val="0"/>
                 <w:smallCaps w:val="0"/>
@@ -472,7 +450,6 @@
               <w:ind w:left="0" w:right="0" w:firstLine="0"/>
               <w:jc w:val="left"/>
               <w:rPr>
-                <w:rFonts w:ascii="Calibri" w:cs="Calibri" w:eastAsia="Calibri" w:hAnsi="Calibri"/>
                 <w:b w:val="1"/>
                 <w:bCs w:val="1"/>
                 <w:i w:val="0"/>
@@ -505,11 +482,6 @@
               </w:rPr>
               <w:t xml:space="preserve">HU Relacionada:</w:t>
             </w:r>
-            <w:r>
-              <w:rPr>
-                <w:rtl w:val="0"/>
-              </w:rPr>
-            </w:r>
           </w:p>
         </w:tc>
         <w:tc>
@@ -533,9 +505,6 @@
               <w:ind w:left="0" w:right="0" w:firstLine="0"/>
               <w:jc w:val="left"/>
               <w:rPr>
-                <w:rFonts w:ascii="Calibri" w:cs="Calibri" w:eastAsia="Calibri" w:hAnsi="Calibri"/>
-                <w:b w:val="0"/>
-                <w:bCs w:val="0"/>
                 <w:i w:val="0"/>
                 <w:iCs w:val="0"/>
                 <w:smallCaps w:val="0"/>
@@ -587,7 +556,6 @@
               <w:ind w:left="0" w:right="0" w:firstLine="0"/>
               <w:jc w:val="left"/>
               <w:rPr>
-                <w:rFonts w:ascii="Calibri" w:cs="Calibri" w:eastAsia="Calibri" w:hAnsi="Calibri"/>
                 <w:b w:val="1"/>
                 <w:bCs w:val="1"/>
                 <w:i w:val="0"/>
@@ -620,11 +588,6 @@
               </w:rPr>
               <w:t xml:space="preserve">Módulo:</w:t>
             </w:r>
-            <w:r>
-              <w:rPr>
-                <w:rtl w:val="0"/>
-              </w:rPr>
-            </w:r>
           </w:p>
         </w:tc>
         <w:tc>
@@ -647,9 +610,6 @@
               <w:ind w:left="0" w:right="0" w:firstLine="0"/>
               <w:jc w:val="left"/>
               <w:rPr>
-                <w:rFonts w:ascii="Calibri" w:cs="Calibri" w:eastAsia="Calibri" w:hAnsi="Calibri"/>
-                <w:b w:val="0"/>
-                <w:bCs w:val="0"/>
                 <w:i w:val="0"/>
                 <w:iCs w:val="0"/>
                 <w:smallCaps w:val="0"/>
@@ -703,7 +663,6 @@
               <w:ind w:left="0" w:right="0" w:firstLine="0"/>
               <w:jc w:val="left"/>
               <w:rPr>
-                <w:rFonts w:ascii="Calibri" w:cs="Calibri" w:eastAsia="Calibri" w:hAnsi="Calibri"/>
                 <w:b w:val="1"/>
                 <w:bCs w:val="1"/>
                 <w:i w:val="0"/>
@@ -763,7 +722,6 @@
               <w:ind w:left="0" w:right="0" w:firstLine="0"/>
               <w:jc w:val="left"/>
               <w:rPr>
-                <w:rFonts w:ascii="Calibri" w:cs="Calibri" w:eastAsia="Calibri" w:hAnsi="Calibri"/>
                 <w:b w:val="1"/>
                 <w:bCs w:val="1"/>
                 <w:i w:val="0"/>
@@ -795,11 +753,6 @@
                 <w:rtl w:val="0"/>
               </w:rPr>
               <w:t xml:space="preserve">Yo como</w:t>
-            </w:r>
-            <w:r>
-              <w:rPr>
-                <w:rtl w:val="0"/>
-              </w:rPr>
             </w:r>
           </w:p>
         </w:tc>
@@ -873,9 +826,6 @@
               <w:ind w:left="0" w:right="0" w:firstLine="0"/>
               <w:jc w:val="left"/>
               <w:rPr>
-                <w:rFonts w:ascii="Calibri" w:cs="Calibri" w:eastAsia="Calibri" w:hAnsi="Calibri"/>
-                <w:b w:val="0"/>
-                <w:bCs w:val="0"/>
                 <w:i w:val="0"/>
                 <w:iCs w:val="0"/>
                 <w:smallCaps w:val="0"/>
@@ -915,7 +865,6 @@
               <w:ind w:left="0" w:right="0" w:firstLine="0"/>
               <w:jc w:val="left"/>
               <w:rPr>
-                <w:rFonts w:ascii="Calibri" w:cs="Calibri" w:eastAsia="Calibri" w:hAnsi="Calibri"/>
                 <w:b w:val="1"/>
                 <w:bCs w:val="1"/>
                 <w:i w:val="0"/>
@@ -947,11 +896,6 @@
                 <w:rtl w:val="0"/>
               </w:rPr>
               <w:t xml:space="preserve">Requiero</w:t>
-            </w:r>
-            <w:r>
-              <w:rPr>
-                <w:rtl w:val="0"/>
-              </w:rPr>
             </w:r>
           </w:p>
         </w:tc>
@@ -980,7 +924,7 @@
               <w:rPr>
                 <w:rtl w:val="0"/>
               </w:rPr>
-              <w:t xml:space="preserve">generar reportes de interrupciones (dadas por los programadores), reporte de actividades por proyecto y exportar un archivo plano para la empresa aliada brasileña</w:t>
+              <w:t xml:space="preserve">generar reportes de seguimiento del proyecto, consultar la información de actividades e interrupciones y exportar la información requerida en el formato establecido para la empresa aliada.</w:t>
             </w:r>
             <w:r>
               <w:rPr>
@@ -1025,9 +969,6 @@
               <w:ind w:left="0" w:right="0" w:firstLine="0"/>
               <w:jc w:val="left"/>
               <w:rPr>
-                <w:rFonts w:ascii="Calibri" w:cs="Calibri" w:eastAsia="Calibri" w:hAnsi="Calibri"/>
-                <w:b w:val="0"/>
-                <w:bCs w:val="0"/>
                 <w:i w:val="0"/>
                 <w:iCs w:val="0"/>
                 <w:smallCaps w:val="0"/>
@@ -1067,7 +1008,6 @@
               <w:ind w:left="0" w:right="0" w:firstLine="0"/>
               <w:jc w:val="left"/>
               <w:rPr>
-                <w:rFonts w:ascii="Calibri" w:cs="Calibri" w:eastAsia="Calibri" w:hAnsi="Calibri"/>
                 <w:b w:val="1"/>
                 <w:bCs w:val="1"/>
                 <w:i w:val="0"/>
@@ -1099,11 +1039,6 @@
                 <w:rtl w:val="0"/>
               </w:rPr>
               <w:t xml:space="preserve">Para</w:t>
-            </w:r>
-            <w:r>
-              <w:rPr>
-                <w:rtl w:val="0"/>
-              </w:rPr>
             </w:r>
           </w:p>
         </w:tc>
@@ -1167,7 +1102,6 @@
               <w:ind w:left="0" w:right="0" w:firstLine="0"/>
               <w:jc w:val="left"/>
               <w:rPr>
-                <w:rFonts w:ascii="Calibri" w:cs="Calibri" w:eastAsia="Calibri" w:hAnsi="Calibri"/>
                 <w:b w:val="1"/>
                 <w:bCs w:val="1"/>
                 <w:i w:val="0"/>
@@ -1200,11 +1134,6 @@
               </w:rPr>
               <w:t xml:space="preserve">Requerimiento:</w:t>
             </w:r>
-            <w:r>
-              <w:rPr>
-                <w:rtl w:val="0"/>
-              </w:rPr>
-            </w:r>
           </w:p>
         </w:tc>
         <w:tc>
@@ -1219,12 +1148,7 @@
           </w:tcPr>
           <w:p>
             <w:pPr>
-              <w:keepNext w:val="0"/>
-              <w:keepLines w:val="0"/>
-              <w:widowControl w:val="1"/>
-              <w:shd w:fill="auto" w:val="clear"/>
-              <w:spacing w:after="0" w:before="0" w:line="240" w:lineRule="auto"/>
-              <w:ind w:left="0" w:right="0" w:firstLine="0"/>
+              <w:spacing w:after="0" w:line="240" w:lineRule="auto"/>
               <w:jc w:val="both"/>
               <w:rPr/>
             </w:pPr>
@@ -1232,7 +1156,142 @@
               <w:rPr>
                 <w:rtl w:val="0"/>
               </w:rPr>
-              <w:t xml:space="preserve">RF-010</w:t>
+              <w:t xml:space="preserve">- El sistema debe permitir generar reportes de interrupciones por proyecto.</w:t>
+            </w:r>
+          </w:p>
+          <w:p>
+            <w:pPr>
+              <w:spacing w:after="0" w:line="240" w:lineRule="auto"/>
+              <w:jc w:val="both"/>
+              <w:rPr/>
+            </w:pPr>
+            <w:r>
+              <w:rPr>
+                <w:rtl w:val="0"/>
+              </w:rPr>
+              <w:t xml:space="preserve">- El sistema debe permitir generar reportes de actividades por proyecto.</w:t>
+            </w:r>
+          </w:p>
+          <w:p>
+            <w:pPr>
+              <w:spacing w:after="0" w:line="240" w:lineRule="auto"/>
+              <w:jc w:val="both"/>
+              <w:rPr/>
+            </w:pPr>
+            <w:r>
+              <w:rPr>
+                <w:rtl w:val="0"/>
+              </w:rPr>
+              <w:t xml:space="preserve">- El sistema debe mostrar la información del reporte en pantalla antes de exportarla.</w:t>
+            </w:r>
+          </w:p>
+          <w:p>
+            <w:pPr>
+              <w:spacing w:after="0" w:line="240" w:lineRule="auto"/>
+              <w:jc w:val="both"/>
+              <w:rPr/>
+            </w:pPr>
+            <w:r>
+              <w:rPr>
+                <w:rtl w:val="0"/>
+              </w:rPr>
+              <w:t xml:space="preserve">- El sistema debe permitir exportar la información del proyecto en el formato establecido.</w:t>
+            </w:r>
+          </w:p>
+          <w:p>
+            <w:pPr>
+              <w:spacing w:after="0" w:line="240" w:lineRule="auto"/>
+              <w:jc w:val="both"/>
+              <w:rPr/>
+            </w:pPr>
+            <w:r>
+              <w:rPr>
+                <w:rtl w:val="0"/>
+              </w:rPr>
+              <w:t xml:space="preserve">- El sistema debe mostrar el tipo, fecha, duración y etapa de cada interrupción.</w:t>
+            </w:r>
+          </w:p>
+          <w:p>
+            <w:pPr>
+              <w:spacing w:after="0" w:line="240" w:lineRule="auto"/>
+              <w:jc w:val="both"/>
+              <w:rPr/>
+            </w:pPr>
+            <w:r>
+              <w:rPr>
+                <w:rtl w:val="0"/>
+              </w:rPr>
+              <w:t xml:space="preserve">- El sistema debe mostrar el estado, responsable y fechas de cada actividad.</w:t>
+            </w:r>
+          </w:p>
+          <w:p>
+            <w:pPr>
+              <w:spacing w:after="0" w:line="240" w:lineRule="auto"/>
+              <w:jc w:val="both"/>
+              <w:rPr/>
+            </w:pPr>
+            <w:r>
+              <w:rPr>
+                <w:rtl w:val="0"/>
+              </w:rPr>
+              <w:t xml:space="preserve">- El sistema debe informar cuando un proyecto no tenga información para generar un reporte.</w:t>
+            </w:r>
+          </w:p>
+          <w:p>
+            <w:pPr>
+              <w:spacing w:after="0" w:line="240" w:lineRule="auto"/>
+              <w:jc w:val="both"/>
+              <w:rPr/>
+            </w:pPr>
+            <w:r>
+              <w:rPr>
+                <w:rtl w:val="0"/>
+              </w:rPr>
+              <w:t xml:space="preserve">- El sistema debe restringir la generación de reportes a usuarios autorizados.</w:t>
+            </w:r>
+          </w:p>
+          <w:p>
+            <w:pPr>
+              <w:spacing w:after="0" w:line="240" w:lineRule="auto"/>
+              <w:jc w:val="both"/>
+              <w:rPr/>
+            </w:pPr>
+            <w:r>
+              <w:rPr>
+                <w:rtl w:val="0"/>
+              </w:rPr>
+              <w:t xml:space="preserve">- El sistema debe ordenar la información cronológicamente.</w:t>
+            </w:r>
+          </w:p>
+          <w:p>
+            <w:pPr>
+              <w:spacing w:after="0" w:line="240" w:lineRule="auto"/>
+              <w:jc w:val="both"/>
+              <w:rPr/>
+            </w:pPr>
+            <w:r>
+              <w:rPr>
+                <w:rtl w:val="0"/>
+              </w:rPr>
+              <w:t xml:space="preserve">- El sistema debe validar la disponibilidad de la información antes de generar la exportación.</w:t>
+            </w:r>
+          </w:p>
+          <w:p>
+            <w:pPr>
+              <w:keepNext w:val="0"/>
+              <w:keepLines w:val="0"/>
+              <w:widowControl w:val="1"/>
+              <w:shd w:fill="auto" w:val="clear"/>
+              <w:spacing w:after="0" w:before="0" w:line="240" w:lineRule="auto"/>
+              <w:ind w:left="0" w:right="0" w:firstLine="0"/>
+              <w:jc w:val="both"/>
+              <w:rPr/>
+            </w:pPr>
+            <w:r>
+              <w:rPr>
+                <w:rtl w:val="0"/>
+              </w:rPr>
+              <w:t xml:space="preserve">- El sistema debe generar correctamente el archivo solicitado.</w:t>
             </w:r>
           </w:p>
         </w:tc>
@@ -1262,7 +1321,6 @@
               <w:ind w:left="0" w:right="0" w:firstLine="0"/>
               <w:jc w:val="center"/>
               <w:rPr>
-                <w:rFonts w:ascii="Calibri" w:cs="Calibri" w:eastAsia="Calibri" w:hAnsi="Calibri"/>
                 <w:b w:val="1"/>
                 <w:bCs w:val="1"/>
                 <w:i w:val="0"/>
@@ -1294,11 +1352,6 @@
                 <w:rtl w:val="0"/>
               </w:rPr>
               <w:t xml:space="preserve">CRITERIOS DE ACEPTACIÓN</w:t>
-            </w:r>
-            <w:r>
-              <w:rPr>
-                <w:rtl w:val="0"/>
-              </w:rPr>
             </w:r>
           </w:p>
         </w:tc>
@@ -1331,7 +1384,6 @@
               <w:ind w:left="0" w:right="0" w:firstLine="0"/>
               <w:jc w:val="center"/>
               <w:rPr>
-                <w:rFonts w:ascii="Calibri" w:cs="Calibri" w:eastAsia="Calibri" w:hAnsi="Calibri"/>
                 <w:b w:val="1"/>
                 <w:bCs w:val="1"/>
                 <w:i w:val="0"/>
@@ -1364,11 +1416,6 @@
               </w:rPr>
               <w:t xml:space="preserve">Condición 01</w:t>
             </w:r>
-            <w:r>
-              <w:rPr>
-                <w:rtl w:val="0"/>
-              </w:rPr>
-            </w:r>
           </w:p>
           <w:p>
             <w:pPr>
@@ -1380,7 +1427,6 @@
               <w:ind w:left="0" w:right="0" w:firstLine="0"/>
               <w:jc w:val="center"/>
               <w:rPr>
-                <w:rFonts w:ascii="Calibri" w:cs="Calibri" w:eastAsia="Calibri" w:hAnsi="Calibri"/>
                 <w:b w:val="1"/>
                 <w:bCs w:val="1"/>
                 <w:i w:val="0"/>
@@ -1411,7 +1457,6 @@
               <w:ind w:left="0" w:right="0" w:firstLine="0"/>
               <w:jc w:val="center"/>
               <w:rPr>
-                <w:rFonts w:ascii="Calibri" w:cs="Calibri" w:eastAsia="Calibri" w:hAnsi="Calibri"/>
                 <w:b w:val="1"/>
                 <w:bCs w:val="1"/>
                 <w:i w:val="0"/>
@@ -1454,9 +1499,6 @@
               <w:ind w:left="0" w:right="0" w:firstLine="0"/>
               <w:jc w:val="left"/>
               <w:rPr>
-                <w:rFonts w:ascii="Calibri" w:cs="Calibri" w:eastAsia="Calibri" w:hAnsi="Calibri"/>
-                <w:b w:val="0"/>
-                <w:bCs w:val="0"/>
                 <w:i w:val="0"/>
                 <w:iCs w:val="0"/>
                 <w:smallCaps w:val="0"/>
@@ -1560,9 +1602,6 @@
               <w:ind w:left="0" w:right="0" w:firstLine="0"/>
               <w:jc w:val="left"/>
               <w:rPr>
-                <w:rFonts w:ascii="Calibri" w:cs="Calibri" w:eastAsia="Calibri" w:hAnsi="Calibri"/>
-                <w:b w:val="0"/>
-                <w:bCs w:val="0"/>
                 <w:i w:val="0"/>
                 <w:iCs w:val="0"/>
                 <w:smallCaps w:val="0"/>
@@ -1603,7 +1642,6 @@
               <w:ind w:left="0" w:right="0" w:firstLine="0"/>
               <w:jc w:val="left"/>
               <w:rPr>
-                <w:rFonts w:ascii="Calibri" w:cs="Calibri" w:eastAsia="Calibri" w:hAnsi="Calibri"/>
                 <w:b w:val="1"/>
                 <w:bCs w:val="1"/>
                 <w:i w:val="0"/>
@@ -1635,11 +1673,6 @@
                 <w:rtl w:val="0"/>
               </w:rPr>
               <w:t xml:space="preserve">Cuando:</w:t>
-            </w:r>
-            <w:r>
-              <w:rPr>
-                <w:rtl w:val="0"/>
-              </w:rPr>
             </w:r>
           </w:p>
         </w:tc>
@@ -1738,7 +1771,6 @@
               <w:ind w:left="0" w:right="0" w:firstLine="0"/>
               <w:jc w:val="left"/>
               <w:rPr>
-                <w:rFonts w:ascii="Calibri" w:cs="Calibri" w:eastAsia="Calibri" w:hAnsi="Calibri"/>
                 <w:b w:val="1"/>
                 <w:bCs w:val="1"/>
                 <w:i w:val="0"/>
@@ -1770,11 +1802,6 @@
                 <w:rtl w:val="0"/>
               </w:rPr>
               <w:t xml:space="preserve">Entonces:</w:t>
-            </w:r>
-            <w:r>
-              <w:rPr>
-                <w:rtl w:val="0"/>
-              </w:rPr>
             </w:r>
           </w:p>
         </w:tc>
@@ -1841,7 +1868,6 @@
               <w:ind w:left="0" w:right="0" w:firstLine="0"/>
               <w:jc w:val="center"/>
               <w:rPr>
-                <w:rFonts w:ascii="Calibri" w:cs="Calibri" w:eastAsia="Calibri" w:hAnsi="Calibri"/>
                 <w:b w:val="1"/>
                 <w:bCs w:val="1"/>
                 <w:i w:val="0"/>
@@ -1874,11 +1900,6 @@
               </w:rPr>
               <w:t xml:space="preserve">Condición 02</w:t>
             </w:r>
-            <w:r>
-              <w:rPr>
-                <w:rtl w:val="0"/>
-              </w:rPr>
-            </w:r>
           </w:p>
           <w:p>
             <w:pPr>
@@ -1890,7 +1911,6 @@
               <w:ind w:left="0" w:right="0" w:firstLine="0"/>
               <w:jc w:val="center"/>
               <w:rPr>
-                <w:rFonts w:ascii="Calibri" w:cs="Calibri" w:eastAsia="Calibri" w:hAnsi="Calibri"/>
                 <w:b w:val="1"/>
                 <w:bCs w:val="1"/>
                 <w:i w:val="0"/>
@@ -1933,7 +1953,6 @@
               <w:ind w:left="0" w:right="0" w:firstLine="0"/>
               <w:jc w:val="left"/>
               <w:rPr>
-                <w:rFonts w:ascii="Calibri" w:cs="Calibri" w:eastAsia="Calibri" w:hAnsi="Calibri"/>
                 <w:b w:val="1"/>
                 <w:bCs w:val="1"/>
                 <w:i w:val="0"/>
@@ -1965,11 +1984,6 @@
                 <w:rtl w:val="0"/>
               </w:rPr>
               <w:t xml:space="preserve">Dado:</w:t>
-            </w:r>
-            <w:r>
-              <w:rPr>
-                <w:rtl w:val="0"/>
-              </w:rPr>
             </w:r>
           </w:p>
         </w:tc>
@@ -2084,7 +2098,6 @@
               <w:ind w:left="0" w:right="0" w:firstLine="0"/>
               <w:jc w:val="left"/>
               <w:rPr>
-                <w:rFonts w:ascii="Calibri" w:cs="Calibri" w:eastAsia="Calibri" w:hAnsi="Calibri"/>
                 <w:b w:val="1"/>
                 <w:bCs w:val="1"/>
                 <w:i w:val="0"/>
@@ -2116,11 +2129,6 @@
                 <w:rtl w:val="0"/>
               </w:rPr>
               <w:t xml:space="preserve">Cuando:</w:t>
-            </w:r>
-            <w:r>
-              <w:rPr>
-                <w:rtl w:val="0"/>
-              </w:rPr>
             </w:r>
           </w:p>
         </w:tc>
@@ -2236,7 +2244,6 @@
               <w:ind w:left="0" w:right="0" w:firstLine="0"/>
               <w:jc w:val="left"/>
               <w:rPr>
-                <w:rFonts w:ascii="Calibri" w:cs="Calibri" w:eastAsia="Calibri" w:hAnsi="Calibri"/>
                 <w:b w:val="1"/>
                 <w:bCs w:val="1"/>
                 <w:i w:val="0"/>
@@ -2268,11 +2275,6 @@
                 <w:rtl w:val="0"/>
               </w:rPr>
               <w:t xml:space="preserve">Entonces:</w:t>
-            </w:r>
-            <w:r>
-              <w:rPr>
-                <w:rtl w:val="0"/>
-              </w:rPr>
             </w:r>
           </w:p>
         </w:tc>
@@ -2350,7 +2352,6 @@
               <w:ind w:left="0" w:right="0" w:firstLine="0"/>
               <w:jc w:val="center"/>
               <w:rPr>
-                <w:rFonts w:ascii="Calibri" w:cs="Calibri" w:eastAsia="Calibri" w:hAnsi="Calibri"/>
                 <w:b w:val="1"/>
                 <w:bCs w:val="1"/>
                 <w:i w:val="0"/>
@@ -2383,11 +2384,6 @@
               </w:rPr>
               <w:t xml:space="preserve">Condición 03</w:t>
             </w:r>
-            <w:r>
-              <w:rPr>
-                <w:rtl w:val="0"/>
-              </w:rPr>
-            </w:r>
           </w:p>
           <w:p>
             <w:pPr>
@@ -2399,7 +2395,6 @@
               <w:ind w:left="0" w:right="0" w:firstLine="0"/>
               <w:jc w:val="center"/>
               <w:rPr>
-                <w:rFonts w:ascii="Calibri" w:cs="Calibri" w:eastAsia="Calibri" w:hAnsi="Calibri"/>
                 <w:b w:val="1"/>
                 <w:bCs w:val="1"/>
                 <w:i w:val="0"/>
@@ -2442,7 +2437,6 @@
               <w:ind w:left="0" w:right="0" w:firstLine="0"/>
               <w:jc w:val="left"/>
               <w:rPr>
-                <w:rFonts w:ascii="Calibri" w:cs="Calibri" w:eastAsia="Calibri" w:hAnsi="Calibri"/>
                 <w:b w:val="1"/>
                 <w:bCs w:val="1"/>
                 <w:i w:val="0"/>
@@ -2474,11 +2468,6 @@
                 <w:rtl w:val="0"/>
               </w:rPr>
               <w:t xml:space="preserve">Dado:</w:t>
-            </w:r>
-            <w:r>
-              <w:rPr>
-                <w:rtl w:val="0"/>
-              </w:rPr>
             </w:r>
           </w:p>
         </w:tc>
@@ -2593,7 +2582,6 @@
               <w:ind w:left="0" w:right="0" w:firstLine="0"/>
               <w:jc w:val="left"/>
               <w:rPr>
-                <w:rFonts w:ascii="Calibri" w:cs="Calibri" w:eastAsia="Calibri" w:hAnsi="Calibri"/>
                 <w:b w:val="1"/>
                 <w:bCs w:val="1"/>
                 <w:i w:val="0"/>
@@ -2625,11 +2613,6 @@
                 <w:rtl w:val="0"/>
               </w:rPr>
               <w:t xml:space="preserve">Cuando:</w:t>
-            </w:r>
-            <w:r>
-              <w:rPr>
-                <w:rtl w:val="0"/>
-              </w:rPr>
             </w:r>
           </w:p>
         </w:tc>
@@ -2744,7 +2727,6 @@
               <w:ind w:left="0" w:right="0" w:firstLine="0"/>
               <w:jc w:val="left"/>
               <w:rPr>
-                <w:rFonts w:ascii="Calibri" w:cs="Calibri" w:eastAsia="Calibri" w:hAnsi="Calibri"/>
                 <w:b w:val="1"/>
                 <w:bCs w:val="1"/>
                 <w:i w:val="0"/>
@@ -2776,11 +2758,6 @@
                 <w:rtl w:val="0"/>
               </w:rPr>
               <w:t xml:space="preserve">Entonces:</w:t>
-            </w:r>
-            <w:r>
-              <w:rPr>
-                <w:rtl w:val="0"/>
-              </w:rPr>
             </w:r>
           </w:p>
         </w:tc>
@@ -2827,6 +2804,1616 @@
         </w:trPr>
         <w:tc>
           <w:tcPr>
+            <w:gridSpan w:val="3"/>
+            <w:vMerge w:val="restart"/>
+            <w:tcBorders>
+              <w:top w:color="000000" w:space="0" w:sz="4" w:val="single"/>
+              <w:left w:color="000000" w:space="0" w:sz="4" w:val="single"/>
+              <w:bottom w:color="000000" w:space="0" w:sz="4" w:val="single"/>
+              <w:right w:color="000000" w:space="0" w:sz="4" w:val="single"/>
+            </w:tcBorders>
+            <w:vAlign w:val="center"/>
+          </w:tcPr>
+          <w:p>
+            <w:pPr>
+              <w:jc w:val="center"/>
+              <w:rPr>
+                <w:b w:val="1"/>
+                <w:bCs w:val="1"/>
+                <w:color w:val="1f3864"/>
+              </w:rPr>
+            </w:pPr>
+            <w:r>
+              <w:rPr>
+                <w:b w:val="1"/>
+                <w:bCs w:val="1"/>
+                <w:color w:val="1f3864"/>
+                <w:rtl w:val="0"/>
+              </w:rPr>
+              <w:t xml:space="preserve">Condición 04</w:t>
+            </w:r>
+          </w:p>
+          <w:p>
+            <w:pPr>
+              <w:jc w:val="center"/>
+              <w:rPr>
+                <w:b w:val="1"/>
+                <w:bCs w:val="1"/>
+                <w:color w:val="1f3864"/>
+              </w:rPr>
+            </w:pPr>
+            <w:r>
+              <w:rPr>
+                <w:rtl w:val="0"/>
+              </w:rPr>
+            </w:r>
+          </w:p>
+        </w:tc>
+        <w:tc>
+          <w:tcPr>
+            <w:gridSpan w:val="2"/>
+            <w:tcBorders>
+              <w:top w:color="000000" w:space="0" w:sz="4" w:val="single"/>
+              <w:left w:color="000000" w:space="0" w:sz="4" w:val="single"/>
+              <w:bottom w:color="000000" w:space="0" w:sz="4" w:val="single"/>
+              <w:right w:color="000000" w:space="0" w:sz="4" w:val="single"/>
+            </w:tcBorders>
+            <w:vAlign w:val="center"/>
+          </w:tcPr>
+          <w:p>
+            <w:pPr>
+              <w:rPr>
+                <w:b w:val="1"/>
+                <w:bCs w:val="1"/>
+                <w:color w:val="1f3864"/>
+              </w:rPr>
+            </w:pPr>
+            <w:r>
+              <w:rPr>
+                <w:b w:val="1"/>
+                <w:bCs w:val="1"/>
+                <w:color w:val="1f3864"/>
+                <w:rtl w:val="0"/>
+              </w:rPr>
+              <w:t xml:space="preserve">Dado:</w:t>
+            </w:r>
+          </w:p>
+        </w:tc>
+        <w:tc>
+          <w:tcPr>
+            <w:gridSpan w:val="4"/>
+            <w:tcBorders>
+              <w:top w:color="000000" w:space="0" w:sz="4" w:val="single"/>
+              <w:left w:color="000000" w:space="0" w:sz="4" w:val="single"/>
+              <w:bottom w:color="000000" w:space="0" w:sz="4" w:val="single"/>
+              <w:right w:color="000000" w:space="0" w:sz="4" w:val="single"/>
+            </w:tcBorders>
+            <w:vAlign w:val="center"/>
+          </w:tcPr>
+          <w:p>
+            <w:pPr>
+              <w:spacing w:line="240" w:lineRule="auto"/>
+              <w:rPr/>
+            </w:pPr>
+            <w:r>
+              <w:rPr>
+                <w:rtl w:val="0"/>
+              </w:rPr>
+              <w:t xml:space="preserve">que el líder solicita un reporte de interrupciones</w:t>
+            </w:r>
+          </w:p>
+        </w:tc>
+      </w:tr>
+      <w:tr>
+        <w:trPr>
+          <w:cantSplit w:val="0"/>
+          <w:tblHeader w:val="0"/>
+        </w:trPr>
+        <w:tc>
+          <w:tcPr>
+            <w:gridSpan w:val="3"/>
+            <w:vMerge w:val="continue"/>
+            <w:tcBorders>
+              <w:top w:color="000000" w:space="0" w:sz="4" w:val="single"/>
+              <w:left w:color="000000" w:space="0" w:sz="4" w:val="single"/>
+              <w:bottom w:color="000000" w:space="0" w:sz="4" w:val="single"/>
+              <w:right w:color="000000" w:space="0" w:sz="4" w:val="single"/>
+            </w:tcBorders>
+            <w:vAlign w:val="center"/>
+          </w:tcPr>
+          <w:p>
+            <w:pPr>
+              <w:keepNext w:val="0"/>
+              <w:keepLines w:val="0"/>
+              <w:pageBreakBefore w:val="0"/>
+              <w:widowControl w:val="0"/>
+              <w:pBdr>
+                <w:top w:space="0" w:sz="0" w:val="nil"/>
+                <w:left w:space="0" w:sz="0" w:val="nil"/>
+                <w:bottom w:space="0" w:sz="0" w:val="nil"/>
+                <w:right w:space="0" w:sz="0" w:val="nil"/>
+                <w:between w:space="0" w:sz="0" w:val="nil"/>
+              </w:pBdr>
+              <w:shd w:fill="auto" w:val="clear"/>
+              <w:spacing w:after="0" w:before="0" w:line="276" w:lineRule="auto"/>
+              <w:ind w:left="0" w:right="0" w:firstLine="0"/>
+              <w:jc w:val="left"/>
+              <w:rPr>
+                <w:i w:val="0"/>
+                <w:iCs w:val="0"/>
+                <w:smallCaps w:val="0"/>
+                <w:strike w:val="0"/>
+                <w:color w:val="000000"/>
+                <w:sz w:val="22"/>
+                <w:szCs w:val="22"/>
+                <w:u w:val="none"/>
+                <w:shd w:fill="auto" w:val="clear"/>
+                <w:vertAlign w:val="baseline"/>
+              </w:rPr>
+            </w:pPr>
+            <w:r>
+              <w:rPr>
+                <w:rtl w:val="0"/>
+              </w:rPr>
+            </w:r>
+          </w:p>
+        </w:tc>
+        <w:tc>
+          <w:tcPr>
+            <w:gridSpan w:val="2"/>
+            <w:tcBorders>
+              <w:top w:color="000000" w:space="0" w:sz="4" w:val="single"/>
+              <w:left w:color="000000" w:space="0" w:sz="4" w:val="single"/>
+              <w:bottom w:color="000000" w:space="0" w:sz="4" w:val="single"/>
+              <w:right w:color="000000" w:space="0" w:sz="4" w:val="single"/>
+            </w:tcBorders>
+            <w:vAlign w:val="center"/>
+          </w:tcPr>
+          <w:p>
+            <w:pPr>
+              <w:rPr>
+                <w:b w:val="1"/>
+                <w:bCs w:val="1"/>
+                <w:color w:val="1f3864"/>
+              </w:rPr>
+            </w:pPr>
+            <w:r>
+              <w:rPr>
+                <w:b w:val="1"/>
+                <w:bCs w:val="1"/>
+                <w:color w:val="1f3864"/>
+                <w:rtl w:val="0"/>
+              </w:rPr>
+              <w:t xml:space="preserve">Cuando:</w:t>
+            </w:r>
+          </w:p>
+        </w:tc>
+        <w:tc>
+          <w:tcPr>
+            <w:gridSpan w:val="4"/>
+            <w:tcBorders>
+              <w:top w:color="000000" w:space="0" w:sz="4" w:val="single"/>
+              <w:left w:color="000000" w:space="0" w:sz="4" w:val="single"/>
+              <w:bottom w:color="000000" w:space="0" w:sz="4" w:val="single"/>
+              <w:right w:color="000000" w:space="0" w:sz="4" w:val="single"/>
+            </w:tcBorders>
+            <w:vAlign w:val="center"/>
+          </w:tcPr>
+          <w:p>
+            <w:pPr>
+              <w:spacing w:line="240" w:lineRule="auto"/>
+              <w:rPr/>
+            </w:pPr>
+            <w:r>
+              <w:rPr>
+                <w:rtl w:val="0"/>
+              </w:rPr>
+              <w:t xml:space="preserve">el proyecto no registra interrupciones</w:t>
+            </w:r>
+          </w:p>
+        </w:tc>
+      </w:tr>
+      <w:tr>
+        <w:trPr>
+          <w:cantSplit w:val="0"/>
+          <w:tblHeader w:val="0"/>
+        </w:trPr>
+        <w:tc>
+          <w:tcPr>
+            <w:gridSpan w:val="3"/>
+            <w:vMerge w:val="continue"/>
+            <w:tcBorders>
+              <w:top w:color="000000" w:space="0" w:sz="4" w:val="single"/>
+              <w:left w:color="000000" w:space="0" w:sz="4" w:val="single"/>
+              <w:bottom w:color="000000" w:space="0" w:sz="4" w:val="single"/>
+              <w:right w:color="000000" w:space="0" w:sz="4" w:val="single"/>
+            </w:tcBorders>
+            <w:vAlign w:val="center"/>
+          </w:tcPr>
+          <w:p>
+            <w:pPr>
+              <w:keepNext w:val="0"/>
+              <w:keepLines w:val="0"/>
+              <w:pageBreakBefore w:val="0"/>
+              <w:widowControl w:val="0"/>
+              <w:pBdr>
+                <w:top w:space="0" w:sz="0" w:val="nil"/>
+                <w:left w:space="0" w:sz="0" w:val="nil"/>
+                <w:bottom w:space="0" w:sz="0" w:val="nil"/>
+                <w:right w:space="0" w:sz="0" w:val="nil"/>
+                <w:between w:space="0" w:sz="0" w:val="nil"/>
+              </w:pBdr>
+              <w:shd w:fill="auto" w:val="clear"/>
+              <w:spacing w:after="0" w:before="0" w:line="276" w:lineRule="auto"/>
+              <w:ind w:left="0" w:right="0" w:firstLine="0"/>
+              <w:jc w:val="left"/>
+              <w:rPr>
+                <w:i w:val="0"/>
+                <w:iCs w:val="0"/>
+                <w:smallCaps w:val="0"/>
+                <w:strike w:val="0"/>
+                <w:color w:val="000000"/>
+                <w:sz w:val="22"/>
+                <w:szCs w:val="22"/>
+                <w:u w:val="none"/>
+                <w:shd w:fill="auto" w:val="clear"/>
+                <w:vertAlign w:val="baseline"/>
+              </w:rPr>
+            </w:pPr>
+            <w:r>
+              <w:rPr>
+                <w:rtl w:val="0"/>
+              </w:rPr>
+            </w:r>
+          </w:p>
+        </w:tc>
+        <w:tc>
+          <w:tcPr>
+            <w:gridSpan w:val="2"/>
+            <w:tcBorders>
+              <w:top w:color="000000" w:space="0" w:sz="4" w:val="single"/>
+              <w:left w:color="000000" w:space="0" w:sz="4" w:val="single"/>
+              <w:bottom w:color="000000" w:space="0" w:sz="4" w:val="single"/>
+              <w:right w:color="000000" w:space="0" w:sz="4" w:val="single"/>
+            </w:tcBorders>
+            <w:vAlign w:val="center"/>
+          </w:tcPr>
+          <w:p>
+            <w:pPr>
+              <w:rPr>
+                <w:b w:val="1"/>
+                <w:bCs w:val="1"/>
+                <w:color w:val="1f3864"/>
+              </w:rPr>
+            </w:pPr>
+            <w:r>
+              <w:rPr>
+                <w:b w:val="1"/>
+                <w:bCs w:val="1"/>
+                <w:color w:val="1f3864"/>
+                <w:rtl w:val="0"/>
+              </w:rPr>
+              <w:t xml:space="preserve">Entonces:</w:t>
+            </w:r>
+          </w:p>
+        </w:tc>
+        <w:tc>
+          <w:tcPr>
+            <w:gridSpan w:val="4"/>
+            <w:tcBorders>
+              <w:top w:color="000000" w:space="0" w:sz="4" w:val="single"/>
+              <w:left w:color="000000" w:space="0" w:sz="4" w:val="single"/>
+              <w:bottom w:color="000000" w:space="0" w:sz="4" w:val="single"/>
+              <w:right w:color="000000" w:space="0" w:sz="4" w:val="single"/>
+            </w:tcBorders>
+            <w:vAlign w:val="center"/>
+          </w:tcPr>
+          <w:p>
+            <w:pPr>
+              <w:spacing w:line="240" w:lineRule="auto"/>
+              <w:rPr/>
+            </w:pPr>
+            <w:r>
+              <w:rPr>
+                <w:rtl w:val="0"/>
+              </w:rPr>
+              <w:t xml:space="preserve">el sistema informa que no existen interrupciones registradas para el proyecto seleccionado</w:t>
+            </w:r>
+          </w:p>
+        </w:tc>
+      </w:tr>
+      <w:tr>
+        <w:trPr>
+          <w:cantSplit w:val="0"/>
+          <w:tblHeader w:val="0"/>
+        </w:trPr>
+        <w:tc>
+          <w:tcPr>
+            <w:gridSpan w:val="3"/>
+            <w:vMerge w:val="restart"/>
+            <w:tcBorders>
+              <w:top w:color="000000" w:space="0" w:sz="4" w:val="single"/>
+              <w:left w:color="000000" w:space="0" w:sz="4" w:val="single"/>
+              <w:bottom w:color="000000" w:space="0" w:sz="4" w:val="single"/>
+              <w:right w:color="000000" w:space="0" w:sz="4" w:val="single"/>
+            </w:tcBorders>
+            <w:vAlign w:val="center"/>
+          </w:tcPr>
+          <w:p>
+            <w:pPr>
+              <w:jc w:val="center"/>
+              <w:rPr>
+                <w:b w:val="1"/>
+                <w:bCs w:val="1"/>
+                <w:color w:val="1f3864"/>
+              </w:rPr>
+            </w:pPr>
+            <w:r>
+              <w:rPr>
+                <w:b w:val="1"/>
+                <w:bCs w:val="1"/>
+                <w:color w:val="1f3864"/>
+                <w:rtl w:val="0"/>
+              </w:rPr>
+              <w:t xml:space="preserve">Condición 05</w:t>
+            </w:r>
+          </w:p>
+        </w:tc>
+        <w:tc>
+          <w:tcPr>
+            <w:gridSpan w:val="2"/>
+            <w:tcBorders>
+              <w:top w:color="000000" w:space="0" w:sz="4" w:val="single"/>
+              <w:left w:color="000000" w:space="0" w:sz="4" w:val="single"/>
+              <w:bottom w:color="000000" w:space="0" w:sz="4" w:val="single"/>
+              <w:right w:color="000000" w:space="0" w:sz="4" w:val="single"/>
+            </w:tcBorders>
+            <w:vAlign w:val="center"/>
+          </w:tcPr>
+          <w:p>
+            <w:pPr>
+              <w:rPr>
+                <w:b w:val="1"/>
+                <w:bCs w:val="1"/>
+                <w:color w:val="1f3864"/>
+              </w:rPr>
+            </w:pPr>
+            <w:r>
+              <w:rPr>
+                <w:b w:val="1"/>
+                <w:bCs w:val="1"/>
+                <w:color w:val="1f3864"/>
+                <w:rtl w:val="0"/>
+              </w:rPr>
+              <w:t xml:space="preserve">Dado:</w:t>
+            </w:r>
+          </w:p>
+        </w:tc>
+        <w:tc>
+          <w:tcPr>
+            <w:gridSpan w:val="4"/>
+            <w:tcBorders>
+              <w:top w:color="000000" w:space="0" w:sz="4" w:val="single"/>
+              <w:left w:color="000000" w:space="0" w:sz="4" w:val="single"/>
+              <w:bottom w:color="000000" w:space="0" w:sz="4" w:val="single"/>
+              <w:right w:color="000000" w:space="0" w:sz="4" w:val="single"/>
+            </w:tcBorders>
+            <w:vAlign w:val="center"/>
+          </w:tcPr>
+          <w:p>
+            <w:pPr>
+              <w:spacing w:line="240" w:lineRule="auto"/>
+              <w:rPr/>
+            </w:pPr>
+            <w:r>
+              <w:rPr>
+                <w:rtl w:val="0"/>
+              </w:rPr>
+              <w:t xml:space="preserve">que el líder solicita el reporte de actividades</w:t>
+            </w:r>
+          </w:p>
+        </w:tc>
+      </w:tr>
+      <w:tr>
+        <w:trPr>
+          <w:cantSplit w:val="0"/>
+          <w:tblHeader w:val="0"/>
+        </w:trPr>
+        <w:tc>
+          <w:tcPr>
+            <w:gridSpan w:val="3"/>
+            <w:vMerge w:val="continue"/>
+            <w:tcBorders>
+              <w:top w:color="000000" w:space="0" w:sz="4" w:val="single"/>
+              <w:left w:color="000000" w:space="0" w:sz="4" w:val="single"/>
+              <w:bottom w:color="000000" w:space="0" w:sz="4" w:val="single"/>
+              <w:right w:color="000000" w:space="0" w:sz="4" w:val="single"/>
+            </w:tcBorders>
+            <w:vAlign w:val="center"/>
+          </w:tcPr>
+          <w:p>
+            <w:pPr>
+              <w:keepNext w:val="0"/>
+              <w:keepLines w:val="0"/>
+              <w:pageBreakBefore w:val="0"/>
+              <w:widowControl w:val="0"/>
+              <w:pBdr>
+                <w:top w:space="0" w:sz="0" w:val="nil"/>
+                <w:left w:space="0" w:sz="0" w:val="nil"/>
+                <w:bottom w:space="0" w:sz="0" w:val="nil"/>
+                <w:right w:space="0" w:sz="0" w:val="nil"/>
+                <w:between w:space="0" w:sz="0" w:val="nil"/>
+              </w:pBdr>
+              <w:shd w:fill="auto" w:val="clear"/>
+              <w:spacing w:after="0" w:before="0" w:line="276" w:lineRule="auto"/>
+              <w:ind w:left="0" w:right="0" w:firstLine="0"/>
+              <w:jc w:val="left"/>
+              <w:rPr>
+                <w:i w:val="0"/>
+                <w:iCs w:val="0"/>
+                <w:smallCaps w:val="0"/>
+                <w:strike w:val="0"/>
+                <w:color w:val="000000"/>
+                <w:sz w:val="22"/>
+                <w:szCs w:val="22"/>
+                <w:u w:val="none"/>
+                <w:shd w:fill="auto" w:val="clear"/>
+                <w:vertAlign w:val="baseline"/>
+              </w:rPr>
+            </w:pPr>
+            <w:r>
+              <w:rPr>
+                <w:rtl w:val="0"/>
+              </w:rPr>
+            </w:r>
+          </w:p>
+        </w:tc>
+        <w:tc>
+          <w:tcPr>
+            <w:gridSpan w:val="2"/>
+            <w:tcBorders>
+              <w:top w:color="000000" w:space="0" w:sz="4" w:val="single"/>
+              <w:left w:color="000000" w:space="0" w:sz="4" w:val="single"/>
+              <w:bottom w:color="000000" w:space="0" w:sz="4" w:val="single"/>
+              <w:right w:color="000000" w:space="0" w:sz="4" w:val="single"/>
+            </w:tcBorders>
+            <w:vAlign w:val="center"/>
+          </w:tcPr>
+          <w:p>
+            <w:pPr>
+              <w:rPr>
+                <w:b w:val="1"/>
+                <w:bCs w:val="1"/>
+                <w:color w:val="1f3864"/>
+              </w:rPr>
+            </w:pPr>
+            <w:r>
+              <w:rPr>
+                <w:b w:val="1"/>
+                <w:bCs w:val="1"/>
+                <w:color w:val="1f3864"/>
+                <w:rtl w:val="0"/>
+              </w:rPr>
+              <w:t xml:space="preserve">Cuando:</w:t>
+            </w:r>
+          </w:p>
+        </w:tc>
+        <w:tc>
+          <w:tcPr>
+            <w:gridSpan w:val="4"/>
+            <w:tcBorders>
+              <w:top w:color="000000" w:space="0" w:sz="4" w:val="single"/>
+              <w:left w:color="000000" w:space="0" w:sz="4" w:val="single"/>
+              <w:bottom w:color="000000" w:space="0" w:sz="4" w:val="single"/>
+              <w:right w:color="000000" w:space="0" w:sz="4" w:val="single"/>
+            </w:tcBorders>
+            <w:vAlign w:val="center"/>
+          </w:tcPr>
+          <w:p>
+            <w:pPr>
+              <w:spacing w:line="240" w:lineRule="auto"/>
+              <w:rPr/>
+            </w:pPr>
+            <w:r>
+              <w:rPr>
+                <w:rtl w:val="0"/>
+              </w:rPr>
+              <w:t xml:space="preserve">el proyecto no tiene actividades registradas</w:t>
+            </w:r>
+          </w:p>
+        </w:tc>
+      </w:tr>
+      <w:tr>
+        <w:trPr>
+          <w:cantSplit w:val="0"/>
+          <w:tblHeader w:val="0"/>
+        </w:trPr>
+        <w:tc>
+          <w:tcPr>
+            <w:gridSpan w:val="3"/>
+            <w:vMerge w:val="continue"/>
+            <w:tcBorders>
+              <w:top w:color="000000" w:space="0" w:sz="4" w:val="single"/>
+              <w:left w:color="000000" w:space="0" w:sz="4" w:val="single"/>
+              <w:bottom w:color="000000" w:space="0" w:sz="4" w:val="single"/>
+              <w:right w:color="000000" w:space="0" w:sz="4" w:val="single"/>
+            </w:tcBorders>
+            <w:vAlign w:val="center"/>
+          </w:tcPr>
+          <w:p>
+            <w:pPr>
+              <w:keepNext w:val="0"/>
+              <w:keepLines w:val="0"/>
+              <w:pageBreakBefore w:val="0"/>
+              <w:widowControl w:val="0"/>
+              <w:pBdr>
+                <w:top w:space="0" w:sz="0" w:val="nil"/>
+                <w:left w:space="0" w:sz="0" w:val="nil"/>
+                <w:bottom w:space="0" w:sz="0" w:val="nil"/>
+                <w:right w:space="0" w:sz="0" w:val="nil"/>
+                <w:between w:space="0" w:sz="0" w:val="nil"/>
+              </w:pBdr>
+              <w:shd w:fill="auto" w:val="clear"/>
+              <w:spacing w:after="0" w:before="0" w:line="276" w:lineRule="auto"/>
+              <w:ind w:left="0" w:right="0" w:firstLine="0"/>
+              <w:jc w:val="left"/>
+              <w:rPr>
+                <w:i w:val="0"/>
+                <w:iCs w:val="0"/>
+                <w:smallCaps w:val="0"/>
+                <w:strike w:val="0"/>
+                <w:color w:val="000000"/>
+                <w:sz w:val="22"/>
+                <w:szCs w:val="22"/>
+                <w:u w:val="none"/>
+                <w:shd w:fill="auto" w:val="clear"/>
+                <w:vertAlign w:val="baseline"/>
+              </w:rPr>
+            </w:pPr>
+            <w:r>
+              <w:rPr>
+                <w:rtl w:val="0"/>
+              </w:rPr>
+            </w:r>
+          </w:p>
+        </w:tc>
+        <w:tc>
+          <w:tcPr>
+            <w:gridSpan w:val="2"/>
+            <w:tcBorders>
+              <w:top w:color="000000" w:space="0" w:sz="4" w:val="single"/>
+              <w:left w:color="000000" w:space="0" w:sz="4" w:val="single"/>
+              <w:bottom w:color="000000" w:space="0" w:sz="4" w:val="single"/>
+              <w:right w:color="000000" w:space="0" w:sz="4" w:val="single"/>
+            </w:tcBorders>
+            <w:vAlign w:val="center"/>
+          </w:tcPr>
+          <w:p>
+            <w:pPr>
+              <w:rPr>
+                <w:b w:val="1"/>
+                <w:bCs w:val="1"/>
+                <w:color w:val="1f3864"/>
+              </w:rPr>
+            </w:pPr>
+            <w:r>
+              <w:rPr>
+                <w:b w:val="1"/>
+                <w:bCs w:val="1"/>
+                <w:color w:val="1f3864"/>
+                <w:rtl w:val="0"/>
+              </w:rPr>
+              <w:t xml:space="preserve">Entonces:</w:t>
+            </w:r>
+          </w:p>
+        </w:tc>
+        <w:tc>
+          <w:tcPr>
+            <w:gridSpan w:val="4"/>
+            <w:tcBorders>
+              <w:top w:color="000000" w:space="0" w:sz="4" w:val="single"/>
+              <w:left w:color="000000" w:space="0" w:sz="4" w:val="single"/>
+              <w:bottom w:color="000000" w:space="0" w:sz="4" w:val="single"/>
+              <w:right w:color="000000" w:space="0" w:sz="4" w:val="single"/>
+            </w:tcBorders>
+            <w:vAlign w:val="center"/>
+          </w:tcPr>
+          <w:p>
+            <w:pPr>
+              <w:spacing w:line="240" w:lineRule="auto"/>
+              <w:rPr/>
+            </w:pPr>
+            <w:r>
+              <w:rPr>
+                <w:rtl w:val="0"/>
+              </w:rPr>
+              <w:t xml:space="preserve">el sistema informa que no existen actividades para mostrar</w:t>
+            </w:r>
+          </w:p>
+        </w:tc>
+      </w:tr>
+      <w:tr>
+        <w:trPr>
+          <w:cantSplit w:val="0"/>
+          <w:tblHeader w:val="0"/>
+        </w:trPr>
+        <w:tc>
+          <w:tcPr>
+            <w:gridSpan w:val="3"/>
+            <w:vMerge w:val="restart"/>
+            <w:tcBorders>
+              <w:top w:color="000000" w:space="0" w:sz="4" w:val="single"/>
+              <w:left w:color="000000" w:space="0" w:sz="4" w:val="single"/>
+              <w:bottom w:color="000000" w:space="0" w:sz="4" w:val="single"/>
+              <w:right w:color="000000" w:space="0" w:sz="4" w:val="single"/>
+            </w:tcBorders>
+            <w:vAlign w:val="center"/>
+          </w:tcPr>
+          <w:p>
+            <w:pPr>
+              <w:jc w:val="center"/>
+              <w:rPr>
+                <w:b w:val="1"/>
+                <w:bCs w:val="1"/>
+                <w:color w:val="1f3864"/>
+              </w:rPr>
+            </w:pPr>
+            <w:r>
+              <w:rPr>
+                <w:b w:val="1"/>
+                <w:bCs w:val="1"/>
+                <w:color w:val="1f3864"/>
+                <w:rtl w:val="0"/>
+              </w:rPr>
+              <w:t xml:space="preserve">Condición 06</w:t>
+            </w:r>
+          </w:p>
+          <w:p>
+            <w:pPr>
+              <w:jc w:val="center"/>
+              <w:rPr>
+                <w:b w:val="1"/>
+                <w:bCs w:val="1"/>
+                <w:color w:val="1f3864"/>
+              </w:rPr>
+            </w:pPr>
+            <w:r>
+              <w:rPr>
+                <w:rtl w:val="0"/>
+              </w:rPr>
+            </w:r>
+          </w:p>
+        </w:tc>
+        <w:tc>
+          <w:tcPr>
+            <w:gridSpan w:val="2"/>
+            <w:tcBorders>
+              <w:top w:color="000000" w:space="0" w:sz="4" w:val="single"/>
+              <w:left w:color="000000" w:space="0" w:sz="4" w:val="single"/>
+              <w:bottom w:color="000000" w:space="0" w:sz="4" w:val="single"/>
+              <w:right w:color="000000" w:space="0" w:sz="4" w:val="single"/>
+            </w:tcBorders>
+            <w:vAlign w:val="center"/>
+          </w:tcPr>
+          <w:p>
+            <w:pPr>
+              <w:rPr>
+                <w:b w:val="1"/>
+                <w:bCs w:val="1"/>
+                <w:color w:val="1f3864"/>
+              </w:rPr>
+            </w:pPr>
+            <w:r>
+              <w:rPr>
+                <w:b w:val="1"/>
+                <w:bCs w:val="1"/>
+                <w:color w:val="1f3864"/>
+                <w:rtl w:val="0"/>
+              </w:rPr>
+              <w:t xml:space="preserve">Dado:</w:t>
+            </w:r>
+          </w:p>
+        </w:tc>
+        <w:tc>
+          <w:tcPr>
+            <w:gridSpan w:val="4"/>
+            <w:tcBorders>
+              <w:top w:color="000000" w:space="0" w:sz="4" w:val="single"/>
+              <w:left w:color="000000" w:space="0" w:sz="4" w:val="single"/>
+              <w:bottom w:color="000000" w:space="0" w:sz="4" w:val="single"/>
+              <w:right w:color="000000" w:space="0" w:sz="4" w:val="single"/>
+            </w:tcBorders>
+            <w:vAlign w:val="center"/>
+          </w:tcPr>
+          <w:p>
+            <w:pPr>
+              <w:spacing w:line="240" w:lineRule="auto"/>
+              <w:rPr/>
+            </w:pPr>
+            <w:r>
+              <w:rPr>
+                <w:rtl w:val="0"/>
+              </w:rPr>
+              <w:t xml:space="preserve">que el líder solicita exportar la información del proyecto</w:t>
+            </w:r>
+          </w:p>
+        </w:tc>
+      </w:tr>
+      <w:tr>
+        <w:trPr>
+          <w:cantSplit w:val="0"/>
+          <w:tblHeader w:val="0"/>
+        </w:trPr>
+        <w:tc>
+          <w:tcPr>
+            <w:gridSpan w:val="3"/>
+            <w:vMerge w:val="continue"/>
+            <w:tcBorders>
+              <w:top w:color="000000" w:space="0" w:sz="4" w:val="single"/>
+              <w:left w:color="000000" w:space="0" w:sz="4" w:val="single"/>
+              <w:bottom w:color="000000" w:space="0" w:sz="4" w:val="single"/>
+              <w:right w:color="000000" w:space="0" w:sz="4" w:val="single"/>
+            </w:tcBorders>
+            <w:vAlign w:val="center"/>
+          </w:tcPr>
+          <w:p>
+            <w:pPr>
+              <w:keepNext w:val="0"/>
+              <w:keepLines w:val="0"/>
+              <w:pageBreakBefore w:val="0"/>
+              <w:widowControl w:val="0"/>
+              <w:pBdr>
+                <w:top w:space="0" w:sz="0" w:val="nil"/>
+                <w:left w:space="0" w:sz="0" w:val="nil"/>
+                <w:bottom w:space="0" w:sz="0" w:val="nil"/>
+                <w:right w:space="0" w:sz="0" w:val="nil"/>
+                <w:between w:space="0" w:sz="0" w:val="nil"/>
+              </w:pBdr>
+              <w:shd w:fill="auto" w:val="clear"/>
+              <w:spacing w:after="0" w:before="0" w:line="276" w:lineRule="auto"/>
+              <w:ind w:left="0" w:right="0" w:firstLine="0"/>
+              <w:jc w:val="left"/>
+              <w:rPr>
+                <w:i w:val="0"/>
+                <w:iCs w:val="0"/>
+                <w:smallCaps w:val="0"/>
+                <w:strike w:val="0"/>
+                <w:color w:val="000000"/>
+                <w:sz w:val="22"/>
+                <w:szCs w:val="22"/>
+                <w:u w:val="none"/>
+                <w:shd w:fill="auto" w:val="clear"/>
+                <w:vertAlign w:val="baseline"/>
+              </w:rPr>
+            </w:pPr>
+            <w:r>
+              <w:rPr>
+                <w:rtl w:val="0"/>
+              </w:rPr>
+            </w:r>
+          </w:p>
+        </w:tc>
+        <w:tc>
+          <w:tcPr>
+            <w:gridSpan w:val="2"/>
+            <w:tcBorders>
+              <w:top w:color="000000" w:space="0" w:sz="4" w:val="single"/>
+              <w:left w:color="000000" w:space="0" w:sz="4" w:val="single"/>
+              <w:bottom w:color="000000" w:space="0" w:sz="4" w:val="single"/>
+              <w:right w:color="000000" w:space="0" w:sz="4" w:val="single"/>
+            </w:tcBorders>
+            <w:vAlign w:val="center"/>
+          </w:tcPr>
+          <w:p>
+            <w:pPr>
+              <w:rPr>
+                <w:b w:val="1"/>
+                <w:bCs w:val="1"/>
+                <w:color w:val="1f3864"/>
+              </w:rPr>
+            </w:pPr>
+            <w:r>
+              <w:rPr>
+                <w:b w:val="1"/>
+                <w:bCs w:val="1"/>
+                <w:color w:val="1f3864"/>
+                <w:rtl w:val="0"/>
+              </w:rPr>
+              <w:t xml:space="preserve">Cuando:</w:t>
+            </w:r>
+          </w:p>
+        </w:tc>
+        <w:tc>
+          <w:tcPr>
+            <w:gridSpan w:val="4"/>
+            <w:tcBorders>
+              <w:top w:color="000000" w:space="0" w:sz="4" w:val="single"/>
+              <w:left w:color="000000" w:space="0" w:sz="4" w:val="single"/>
+              <w:bottom w:color="000000" w:space="0" w:sz="4" w:val="single"/>
+              <w:right w:color="000000" w:space="0" w:sz="4" w:val="single"/>
+            </w:tcBorders>
+            <w:vAlign w:val="center"/>
+          </w:tcPr>
+          <w:p>
+            <w:pPr>
+              <w:spacing w:line="240" w:lineRule="auto"/>
+              <w:rPr/>
+            </w:pPr>
+            <w:r>
+              <w:rPr>
+                <w:rtl w:val="0"/>
+              </w:rPr>
+              <w:t xml:space="preserve">el proyecto contiene información válida</w:t>
+            </w:r>
+          </w:p>
+        </w:tc>
+      </w:tr>
+      <w:tr>
+        <w:trPr>
+          <w:cantSplit w:val="0"/>
+          <w:tblHeader w:val="0"/>
+        </w:trPr>
+        <w:tc>
+          <w:tcPr>
+            <w:gridSpan w:val="3"/>
+            <w:vMerge w:val="continue"/>
+            <w:tcBorders>
+              <w:top w:color="000000" w:space="0" w:sz="4" w:val="single"/>
+              <w:left w:color="000000" w:space="0" w:sz="4" w:val="single"/>
+              <w:bottom w:color="000000" w:space="0" w:sz="4" w:val="single"/>
+              <w:right w:color="000000" w:space="0" w:sz="4" w:val="single"/>
+            </w:tcBorders>
+            <w:vAlign w:val="center"/>
+          </w:tcPr>
+          <w:p>
+            <w:pPr>
+              <w:keepNext w:val="0"/>
+              <w:keepLines w:val="0"/>
+              <w:pageBreakBefore w:val="0"/>
+              <w:widowControl w:val="0"/>
+              <w:pBdr>
+                <w:top w:space="0" w:sz="0" w:val="nil"/>
+                <w:left w:space="0" w:sz="0" w:val="nil"/>
+                <w:bottom w:space="0" w:sz="0" w:val="nil"/>
+                <w:right w:space="0" w:sz="0" w:val="nil"/>
+                <w:between w:space="0" w:sz="0" w:val="nil"/>
+              </w:pBdr>
+              <w:shd w:fill="auto" w:val="clear"/>
+              <w:spacing w:after="0" w:before="0" w:line="276" w:lineRule="auto"/>
+              <w:ind w:left="0" w:right="0" w:firstLine="0"/>
+              <w:jc w:val="left"/>
+              <w:rPr>
+                <w:i w:val="0"/>
+                <w:iCs w:val="0"/>
+                <w:smallCaps w:val="0"/>
+                <w:strike w:val="0"/>
+                <w:color w:val="000000"/>
+                <w:sz w:val="22"/>
+                <w:szCs w:val="22"/>
+                <w:u w:val="none"/>
+                <w:shd w:fill="auto" w:val="clear"/>
+                <w:vertAlign w:val="baseline"/>
+              </w:rPr>
+            </w:pPr>
+            <w:r>
+              <w:rPr>
+                <w:rtl w:val="0"/>
+              </w:rPr>
+            </w:r>
+          </w:p>
+        </w:tc>
+        <w:tc>
+          <w:tcPr>
+            <w:gridSpan w:val="2"/>
+            <w:tcBorders>
+              <w:top w:color="000000" w:space="0" w:sz="4" w:val="single"/>
+              <w:left w:color="000000" w:space="0" w:sz="4" w:val="single"/>
+              <w:bottom w:color="000000" w:space="0" w:sz="4" w:val="single"/>
+              <w:right w:color="000000" w:space="0" w:sz="4" w:val="single"/>
+            </w:tcBorders>
+            <w:vAlign w:val="center"/>
+          </w:tcPr>
+          <w:p>
+            <w:pPr>
+              <w:rPr>
+                <w:b w:val="1"/>
+                <w:bCs w:val="1"/>
+                <w:color w:val="1f3864"/>
+              </w:rPr>
+            </w:pPr>
+            <w:r>
+              <w:rPr>
+                <w:b w:val="1"/>
+                <w:bCs w:val="1"/>
+                <w:color w:val="1f3864"/>
+                <w:rtl w:val="0"/>
+              </w:rPr>
+              <w:t xml:space="preserve">Entonces:</w:t>
+            </w:r>
+          </w:p>
+        </w:tc>
+        <w:tc>
+          <w:tcPr>
+            <w:gridSpan w:val="4"/>
+            <w:tcBorders>
+              <w:top w:color="000000" w:space="0" w:sz="4" w:val="single"/>
+              <w:left w:color="000000" w:space="0" w:sz="4" w:val="single"/>
+              <w:bottom w:color="000000" w:space="0" w:sz="4" w:val="single"/>
+              <w:right w:color="000000" w:space="0" w:sz="4" w:val="single"/>
+            </w:tcBorders>
+            <w:vAlign w:val="center"/>
+          </w:tcPr>
+          <w:p>
+            <w:pPr>
+              <w:spacing w:line="240" w:lineRule="auto"/>
+              <w:rPr/>
+            </w:pPr>
+            <w:r>
+              <w:rPr>
+                <w:rtl w:val="0"/>
+              </w:rPr>
+              <w:t xml:space="preserve">el sistema genera el archivo en el formato establecido y permite su descarga</w:t>
+            </w:r>
+          </w:p>
+        </w:tc>
+      </w:tr>
+      <w:tr>
+        <w:trPr>
+          <w:cantSplit w:val="0"/>
+          <w:tblHeader w:val="0"/>
+        </w:trPr>
+        <w:tc>
+          <w:tcPr>
+            <w:gridSpan w:val="3"/>
+            <w:vMerge w:val="restart"/>
+            <w:tcBorders>
+              <w:top w:color="000000" w:space="0" w:sz="4" w:val="single"/>
+              <w:left w:color="000000" w:space="0" w:sz="4" w:val="single"/>
+              <w:bottom w:color="000000" w:space="0" w:sz="4" w:val="single"/>
+              <w:right w:color="000000" w:space="0" w:sz="4" w:val="single"/>
+            </w:tcBorders>
+            <w:vAlign w:val="center"/>
+          </w:tcPr>
+          <w:p>
+            <w:pPr>
+              <w:jc w:val="center"/>
+              <w:rPr>
+                <w:b w:val="1"/>
+                <w:bCs w:val="1"/>
+                <w:color w:val="1f3864"/>
+              </w:rPr>
+            </w:pPr>
+            <w:r>
+              <w:rPr>
+                <w:b w:val="1"/>
+                <w:bCs w:val="1"/>
+                <w:color w:val="1f3864"/>
+                <w:rtl w:val="0"/>
+              </w:rPr>
+              <w:t xml:space="preserve">Condición 07</w:t>
+            </w:r>
+          </w:p>
+          <w:p>
+            <w:pPr>
+              <w:jc w:val="center"/>
+              <w:rPr>
+                <w:b w:val="1"/>
+                <w:bCs w:val="1"/>
+                <w:color w:val="1f3864"/>
+              </w:rPr>
+            </w:pPr>
+            <w:r>
+              <w:rPr>
+                <w:rtl w:val="0"/>
+              </w:rPr>
+            </w:r>
+          </w:p>
+        </w:tc>
+        <w:tc>
+          <w:tcPr>
+            <w:gridSpan w:val="2"/>
+            <w:tcBorders>
+              <w:top w:color="000000" w:space="0" w:sz="4" w:val="single"/>
+              <w:left w:color="000000" w:space="0" w:sz="4" w:val="single"/>
+              <w:bottom w:color="000000" w:space="0" w:sz="4" w:val="single"/>
+              <w:right w:color="000000" w:space="0" w:sz="4" w:val="single"/>
+            </w:tcBorders>
+            <w:vAlign w:val="center"/>
+          </w:tcPr>
+          <w:p>
+            <w:pPr>
+              <w:rPr>
+                <w:b w:val="1"/>
+                <w:bCs w:val="1"/>
+                <w:color w:val="1f3864"/>
+              </w:rPr>
+            </w:pPr>
+            <w:r>
+              <w:rPr>
+                <w:b w:val="1"/>
+                <w:bCs w:val="1"/>
+                <w:color w:val="1f3864"/>
+                <w:rtl w:val="0"/>
+              </w:rPr>
+              <w:t xml:space="preserve">Dado:</w:t>
+            </w:r>
+          </w:p>
+        </w:tc>
+        <w:tc>
+          <w:tcPr>
+            <w:gridSpan w:val="4"/>
+            <w:tcBorders>
+              <w:top w:color="000000" w:space="0" w:sz="4" w:val="single"/>
+              <w:left w:color="000000" w:space="0" w:sz="4" w:val="single"/>
+              <w:bottom w:color="000000" w:space="0" w:sz="4" w:val="single"/>
+              <w:right w:color="000000" w:space="0" w:sz="4" w:val="single"/>
+            </w:tcBorders>
+            <w:vAlign w:val="center"/>
+          </w:tcPr>
+          <w:p>
+            <w:pPr>
+              <w:spacing w:line="240" w:lineRule="auto"/>
+              <w:rPr/>
+            </w:pPr>
+            <w:r>
+              <w:rPr>
+                <w:rtl w:val="0"/>
+              </w:rPr>
+              <w:t xml:space="preserve">que ocurre un error durante la generación del archivo</w:t>
+            </w:r>
+          </w:p>
+        </w:tc>
+      </w:tr>
+      <w:tr>
+        <w:trPr>
+          <w:cantSplit w:val="0"/>
+          <w:tblHeader w:val="0"/>
+        </w:trPr>
+        <w:tc>
+          <w:tcPr>
+            <w:gridSpan w:val="3"/>
+            <w:vMerge w:val="continue"/>
+            <w:tcBorders>
+              <w:top w:color="000000" w:space="0" w:sz="4" w:val="single"/>
+              <w:left w:color="000000" w:space="0" w:sz="4" w:val="single"/>
+              <w:bottom w:color="000000" w:space="0" w:sz="4" w:val="single"/>
+              <w:right w:color="000000" w:space="0" w:sz="4" w:val="single"/>
+            </w:tcBorders>
+            <w:vAlign w:val="center"/>
+          </w:tcPr>
+          <w:p>
+            <w:pPr>
+              <w:keepNext w:val="0"/>
+              <w:keepLines w:val="0"/>
+              <w:pageBreakBefore w:val="0"/>
+              <w:widowControl w:val="0"/>
+              <w:pBdr>
+                <w:top w:space="0" w:sz="0" w:val="nil"/>
+                <w:left w:space="0" w:sz="0" w:val="nil"/>
+                <w:bottom w:space="0" w:sz="0" w:val="nil"/>
+                <w:right w:space="0" w:sz="0" w:val="nil"/>
+                <w:between w:space="0" w:sz="0" w:val="nil"/>
+              </w:pBdr>
+              <w:shd w:fill="auto" w:val="clear"/>
+              <w:spacing w:after="0" w:before="0" w:line="276" w:lineRule="auto"/>
+              <w:ind w:left="0" w:right="0" w:firstLine="0"/>
+              <w:jc w:val="left"/>
+              <w:rPr>
+                <w:i w:val="0"/>
+                <w:iCs w:val="0"/>
+                <w:smallCaps w:val="0"/>
+                <w:strike w:val="0"/>
+                <w:color w:val="000000"/>
+                <w:sz w:val="22"/>
+                <w:szCs w:val="22"/>
+                <w:u w:val="none"/>
+                <w:shd w:fill="auto" w:val="clear"/>
+                <w:vertAlign w:val="baseline"/>
+              </w:rPr>
+            </w:pPr>
+            <w:r>
+              <w:rPr>
+                <w:rtl w:val="0"/>
+              </w:rPr>
+            </w:r>
+          </w:p>
+        </w:tc>
+        <w:tc>
+          <w:tcPr>
+            <w:gridSpan w:val="2"/>
+            <w:tcBorders>
+              <w:top w:color="000000" w:space="0" w:sz="4" w:val="single"/>
+              <w:left w:color="000000" w:space="0" w:sz="4" w:val="single"/>
+              <w:bottom w:color="000000" w:space="0" w:sz="4" w:val="single"/>
+              <w:right w:color="000000" w:space="0" w:sz="4" w:val="single"/>
+            </w:tcBorders>
+            <w:vAlign w:val="center"/>
+          </w:tcPr>
+          <w:p>
+            <w:pPr>
+              <w:rPr>
+                <w:b w:val="1"/>
+                <w:bCs w:val="1"/>
+                <w:color w:val="1f3864"/>
+              </w:rPr>
+            </w:pPr>
+            <w:r>
+              <w:rPr>
+                <w:b w:val="1"/>
+                <w:bCs w:val="1"/>
+                <w:color w:val="1f3864"/>
+                <w:rtl w:val="0"/>
+              </w:rPr>
+              <w:t xml:space="preserve">Cuando:</w:t>
+            </w:r>
+          </w:p>
+        </w:tc>
+        <w:tc>
+          <w:tcPr>
+            <w:gridSpan w:val="4"/>
+            <w:tcBorders>
+              <w:top w:color="000000" w:space="0" w:sz="4" w:val="single"/>
+              <w:left w:color="000000" w:space="0" w:sz="4" w:val="single"/>
+              <w:bottom w:color="000000" w:space="0" w:sz="4" w:val="single"/>
+              <w:right w:color="000000" w:space="0" w:sz="4" w:val="single"/>
+            </w:tcBorders>
+            <w:vAlign w:val="center"/>
+          </w:tcPr>
+          <w:p>
+            <w:pPr>
+              <w:spacing w:line="240" w:lineRule="auto"/>
+              <w:rPr/>
+            </w:pPr>
+            <w:r>
+              <w:rPr>
+                <w:rtl w:val="0"/>
+              </w:rPr>
+              <w:t xml:space="preserve">el líder intenta exportar la información</w:t>
+            </w:r>
+          </w:p>
+        </w:tc>
+      </w:tr>
+      <w:tr>
+        <w:trPr>
+          <w:cantSplit w:val="0"/>
+          <w:tblHeader w:val="0"/>
+        </w:trPr>
+        <w:tc>
+          <w:tcPr>
+            <w:gridSpan w:val="3"/>
+            <w:vMerge w:val="continue"/>
+            <w:tcBorders>
+              <w:top w:color="000000" w:space="0" w:sz="4" w:val="single"/>
+              <w:left w:color="000000" w:space="0" w:sz="4" w:val="single"/>
+              <w:bottom w:color="000000" w:space="0" w:sz="4" w:val="single"/>
+              <w:right w:color="000000" w:space="0" w:sz="4" w:val="single"/>
+            </w:tcBorders>
+            <w:vAlign w:val="center"/>
+          </w:tcPr>
+          <w:p>
+            <w:pPr>
+              <w:keepNext w:val="0"/>
+              <w:keepLines w:val="0"/>
+              <w:pageBreakBefore w:val="0"/>
+              <w:widowControl w:val="0"/>
+              <w:pBdr>
+                <w:top w:space="0" w:sz="0" w:val="nil"/>
+                <w:left w:space="0" w:sz="0" w:val="nil"/>
+                <w:bottom w:space="0" w:sz="0" w:val="nil"/>
+                <w:right w:space="0" w:sz="0" w:val="nil"/>
+                <w:between w:space="0" w:sz="0" w:val="nil"/>
+              </w:pBdr>
+              <w:shd w:fill="auto" w:val="clear"/>
+              <w:spacing w:after="0" w:before="0" w:line="276" w:lineRule="auto"/>
+              <w:ind w:left="0" w:right="0" w:firstLine="0"/>
+              <w:jc w:val="left"/>
+              <w:rPr>
+                <w:i w:val="0"/>
+                <w:iCs w:val="0"/>
+                <w:smallCaps w:val="0"/>
+                <w:strike w:val="0"/>
+                <w:color w:val="000000"/>
+                <w:sz w:val="22"/>
+                <w:szCs w:val="22"/>
+                <w:u w:val="none"/>
+                <w:shd w:fill="auto" w:val="clear"/>
+                <w:vertAlign w:val="baseline"/>
+              </w:rPr>
+            </w:pPr>
+            <w:r>
+              <w:rPr>
+                <w:rtl w:val="0"/>
+              </w:rPr>
+            </w:r>
+          </w:p>
+        </w:tc>
+        <w:tc>
+          <w:tcPr>
+            <w:gridSpan w:val="2"/>
+            <w:tcBorders>
+              <w:top w:color="000000" w:space="0" w:sz="4" w:val="single"/>
+              <w:left w:color="000000" w:space="0" w:sz="4" w:val="single"/>
+              <w:bottom w:color="000000" w:space="0" w:sz="4" w:val="single"/>
+              <w:right w:color="000000" w:space="0" w:sz="4" w:val="single"/>
+            </w:tcBorders>
+            <w:vAlign w:val="center"/>
+          </w:tcPr>
+          <w:p>
+            <w:pPr>
+              <w:rPr>
+                <w:b w:val="1"/>
+                <w:bCs w:val="1"/>
+                <w:color w:val="1f3864"/>
+              </w:rPr>
+            </w:pPr>
+            <w:r>
+              <w:rPr>
+                <w:b w:val="1"/>
+                <w:bCs w:val="1"/>
+                <w:color w:val="1f3864"/>
+                <w:rtl w:val="0"/>
+              </w:rPr>
+              <w:t xml:space="preserve">Entonces:</w:t>
+            </w:r>
+          </w:p>
+        </w:tc>
+        <w:tc>
+          <w:tcPr>
+            <w:gridSpan w:val="4"/>
+            <w:tcBorders>
+              <w:top w:color="000000" w:space="0" w:sz="4" w:val="single"/>
+              <w:left w:color="000000" w:space="0" w:sz="4" w:val="single"/>
+              <w:bottom w:color="000000" w:space="0" w:sz="4" w:val="single"/>
+              <w:right w:color="000000" w:space="0" w:sz="4" w:val="single"/>
+            </w:tcBorders>
+            <w:vAlign w:val="center"/>
+          </w:tcPr>
+          <w:p>
+            <w:pPr>
+              <w:spacing w:line="240" w:lineRule="auto"/>
+              <w:rPr/>
+            </w:pPr>
+            <w:r>
+              <w:rPr>
+                <w:rtl w:val="0"/>
+              </w:rPr>
+              <w:t xml:space="preserve">el sistema informa que no fue posible generar el archivo y permite volver a intentarlo</w:t>
+            </w:r>
+          </w:p>
+        </w:tc>
+      </w:tr>
+      <w:tr>
+        <w:trPr>
+          <w:cantSplit w:val="0"/>
+          <w:tblHeader w:val="0"/>
+        </w:trPr>
+        <w:tc>
+          <w:tcPr>
+            <w:gridSpan w:val="3"/>
+            <w:vMerge w:val="restart"/>
+            <w:tcBorders>
+              <w:top w:color="000000" w:space="0" w:sz="4" w:val="single"/>
+              <w:left w:color="000000" w:space="0" w:sz="4" w:val="single"/>
+              <w:bottom w:color="000000" w:space="0" w:sz="4" w:val="single"/>
+              <w:right w:color="000000" w:space="0" w:sz="4" w:val="single"/>
+            </w:tcBorders>
+            <w:vAlign w:val="center"/>
+          </w:tcPr>
+          <w:p>
+            <w:pPr>
+              <w:jc w:val="center"/>
+              <w:rPr>
+                <w:b w:val="1"/>
+                <w:bCs w:val="1"/>
+                <w:color w:val="1f3864"/>
+              </w:rPr>
+            </w:pPr>
+            <w:r>
+              <w:rPr>
+                <w:b w:val="1"/>
+                <w:bCs w:val="1"/>
+                <w:color w:val="1f3864"/>
+                <w:rtl w:val="0"/>
+              </w:rPr>
+              <w:t xml:space="preserve">Condición 08</w:t>
+            </w:r>
+          </w:p>
+          <w:p>
+            <w:pPr>
+              <w:jc w:val="center"/>
+              <w:rPr>
+                <w:b w:val="1"/>
+                <w:bCs w:val="1"/>
+                <w:color w:val="1f3864"/>
+              </w:rPr>
+            </w:pPr>
+            <w:r>
+              <w:rPr>
+                <w:rtl w:val="0"/>
+              </w:rPr>
+            </w:r>
+          </w:p>
+        </w:tc>
+        <w:tc>
+          <w:tcPr>
+            <w:gridSpan w:val="2"/>
+            <w:tcBorders>
+              <w:top w:color="000000" w:space="0" w:sz="4" w:val="single"/>
+              <w:left w:color="000000" w:space="0" w:sz="4" w:val="single"/>
+              <w:bottom w:color="000000" w:space="0" w:sz="4" w:val="single"/>
+              <w:right w:color="000000" w:space="0" w:sz="4" w:val="single"/>
+            </w:tcBorders>
+            <w:vAlign w:val="center"/>
+          </w:tcPr>
+          <w:p>
+            <w:pPr>
+              <w:rPr>
+                <w:b w:val="1"/>
+                <w:bCs w:val="1"/>
+                <w:color w:val="1f3864"/>
+              </w:rPr>
+            </w:pPr>
+            <w:r>
+              <w:rPr>
+                <w:b w:val="1"/>
+                <w:bCs w:val="1"/>
+                <w:color w:val="1f3864"/>
+                <w:rtl w:val="0"/>
+              </w:rPr>
+              <w:t xml:space="preserve">Dado:</w:t>
+            </w:r>
+          </w:p>
+        </w:tc>
+        <w:tc>
+          <w:tcPr>
+            <w:gridSpan w:val="4"/>
+            <w:tcBorders>
+              <w:top w:color="000000" w:space="0" w:sz="4" w:val="single"/>
+              <w:left w:color="000000" w:space="0" w:sz="4" w:val="single"/>
+              <w:bottom w:color="000000" w:space="0" w:sz="4" w:val="single"/>
+              <w:right w:color="000000" w:space="0" w:sz="4" w:val="single"/>
+            </w:tcBorders>
+            <w:vAlign w:val="center"/>
+          </w:tcPr>
+          <w:p>
+            <w:pPr>
+              <w:spacing w:line="240" w:lineRule="auto"/>
+              <w:rPr/>
+            </w:pPr>
+            <w:r>
+              <w:rPr>
+                <w:rtl w:val="0"/>
+              </w:rPr>
+              <w:t xml:space="preserve">que un usuario sin permisos intenta acceder a la generación de reportes</w:t>
+            </w:r>
+          </w:p>
+        </w:tc>
+      </w:tr>
+      <w:tr>
+        <w:trPr>
+          <w:cantSplit w:val="0"/>
+          <w:tblHeader w:val="0"/>
+        </w:trPr>
+        <w:tc>
+          <w:tcPr>
+            <w:gridSpan w:val="3"/>
+            <w:vMerge w:val="continue"/>
+            <w:tcBorders>
+              <w:top w:color="000000" w:space="0" w:sz="4" w:val="single"/>
+              <w:left w:color="000000" w:space="0" w:sz="4" w:val="single"/>
+              <w:bottom w:color="000000" w:space="0" w:sz="4" w:val="single"/>
+              <w:right w:color="000000" w:space="0" w:sz="4" w:val="single"/>
+            </w:tcBorders>
+            <w:vAlign w:val="center"/>
+          </w:tcPr>
+          <w:p>
+            <w:pPr>
+              <w:keepNext w:val="0"/>
+              <w:keepLines w:val="0"/>
+              <w:pageBreakBefore w:val="0"/>
+              <w:widowControl w:val="0"/>
+              <w:pBdr>
+                <w:top w:space="0" w:sz="0" w:val="nil"/>
+                <w:left w:space="0" w:sz="0" w:val="nil"/>
+                <w:bottom w:space="0" w:sz="0" w:val="nil"/>
+                <w:right w:space="0" w:sz="0" w:val="nil"/>
+                <w:between w:space="0" w:sz="0" w:val="nil"/>
+              </w:pBdr>
+              <w:shd w:fill="auto" w:val="clear"/>
+              <w:spacing w:after="0" w:before="0" w:line="276" w:lineRule="auto"/>
+              <w:ind w:left="0" w:right="0" w:firstLine="0"/>
+              <w:jc w:val="left"/>
+              <w:rPr>
+                <w:i w:val="0"/>
+                <w:iCs w:val="0"/>
+                <w:smallCaps w:val="0"/>
+                <w:strike w:val="0"/>
+                <w:color w:val="000000"/>
+                <w:sz w:val="22"/>
+                <w:szCs w:val="22"/>
+                <w:u w:val="none"/>
+                <w:shd w:fill="auto" w:val="clear"/>
+                <w:vertAlign w:val="baseline"/>
+              </w:rPr>
+            </w:pPr>
+            <w:r>
+              <w:rPr>
+                <w:rtl w:val="0"/>
+              </w:rPr>
+            </w:r>
+          </w:p>
+        </w:tc>
+        <w:tc>
+          <w:tcPr>
+            <w:gridSpan w:val="2"/>
+            <w:tcBorders>
+              <w:top w:color="000000" w:space="0" w:sz="4" w:val="single"/>
+              <w:left w:color="000000" w:space="0" w:sz="4" w:val="single"/>
+              <w:bottom w:color="000000" w:space="0" w:sz="4" w:val="single"/>
+              <w:right w:color="000000" w:space="0" w:sz="4" w:val="single"/>
+            </w:tcBorders>
+            <w:vAlign w:val="center"/>
+          </w:tcPr>
+          <w:p>
+            <w:pPr>
+              <w:rPr>
+                <w:b w:val="1"/>
+                <w:bCs w:val="1"/>
+                <w:color w:val="1f3864"/>
+              </w:rPr>
+            </w:pPr>
+            <w:r>
+              <w:rPr>
+                <w:b w:val="1"/>
+                <w:bCs w:val="1"/>
+                <w:color w:val="1f3864"/>
+                <w:rtl w:val="0"/>
+              </w:rPr>
+              <w:t xml:space="preserve">Cuando:</w:t>
+            </w:r>
+          </w:p>
+        </w:tc>
+        <w:tc>
+          <w:tcPr>
+            <w:gridSpan w:val="4"/>
+            <w:tcBorders>
+              <w:top w:color="000000" w:space="0" w:sz="4" w:val="single"/>
+              <w:left w:color="000000" w:space="0" w:sz="4" w:val="single"/>
+              <w:bottom w:color="000000" w:space="0" w:sz="4" w:val="single"/>
+              <w:right w:color="000000" w:space="0" w:sz="4" w:val="single"/>
+            </w:tcBorders>
+            <w:vAlign w:val="center"/>
+          </w:tcPr>
+          <w:p>
+            <w:pPr>
+              <w:spacing w:line="240" w:lineRule="auto"/>
+              <w:rPr/>
+            </w:pPr>
+            <w:r>
+              <w:rPr>
+                <w:rtl w:val="0"/>
+              </w:rPr>
+              <w:t xml:space="preserve">selecciona la opción correspondiente</w:t>
+            </w:r>
+          </w:p>
+        </w:tc>
+      </w:tr>
+      <w:tr>
+        <w:trPr>
+          <w:cantSplit w:val="0"/>
+          <w:tblHeader w:val="0"/>
+        </w:trPr>
+        <w:tc>
+          <w:tcPr>
+            <w:gridSpan w:val="3"/>
+            <w:vMerge w:val="continue"/>
+            <w:tcBorders>
+              <w:top w:color="000000" w:space="0" w:sz="4" w:val="single"/>
+              <w:left w:color="000000" w:space="0" w:sz="4" w:val="single"/>
+              <w:bottom w:color="000000" w:space="0" w:sz="4" w:val="single"/>
+              <w:right w:color="000000" w:space="0" w:sz="4" w:val="single"/>
+            </w:tcBorders>
+            <w:vAlign w:val="center"/>
+          </w:tcPr>
+          <w:p>
+            <w:pPr>
+              <w:keepNext w:val="0"/>
+              <w:keepLines w:val="0"/>
+              <w:pageBreakBefore w:val="0"/>
+              <w:widowControl w:val="0"/>
+              <w:pBdr>
+                <w:top w:space="0" w:sz="0" w:val="nil"/>
+                <w:left w:space="0" w:sz="0" w:val="nil"/>
+                <w:bottom w:space="0" w:sz="0" w:val="nil"/>
+                <w:right w:space="0" w:sz="0" w:val="nil"/>
+                <w:between w:space="0" w:sz="0" w:val="nil"/>
+              </w:pBdr>
+              <w:shd w:fill="auto" w:val="clear"/>
+              <w:spacing w:after="0" w:before="0" w:line="276" w:lineRule="auto"/>
+              <w:ind w:left="0" w:right="0" w:firstLine="0"/>
+              <w:jc w:val="left"/>
+              <w:rPr>
+                <w:i w:val="0"/>
+                <w:iCs w:val="0"/>
+                <w:smallCaps w:val="0"/>
+                <w:strike w:val="0"/>
+                <w:color w:val="000000"/>
+                <w:sz w:val="22"/>
+                <w:szCs w:val="22"/>
+                <w:u w:val="none"/>
+                <w:shd w:fill="auto" w:val="clear"/>
+                <w:vertAlign w:val="baseline"/>
+              </w:rPr>
+            </w:pPr>
+            <w:r>
+              <w:rPr>
+                <w:rtl w:val="0"/>
+              </w:rPr>
+            </w:r>
+          </w:p>
+        </w:tc>
+        <w:tc>
+          <w:tcPr>
+            <w:gridSpan w:val="2"/>
+            <w:tcBorders>
+              <w:top w:color="000000" w:space="0" w:sz="4" w:val="single"/>
+              <w:left w:color="000000" w:space="0" w:sz="4" w:val="single"/>
+              <w:bottom w:color="000000" w:space="0" w:sz="4" w:val="single"/>
+              <w:right w:color="000000" w:space="0" w:sz="4" w:val="single"/>
+            </w:tcBorders>
+            <w:vAlign w:val="center"/>
+          </w:tcPr>
+          <w:p>
+            <w:pPr>
+              <w:rPr>
+                <w:b w:val="1"/>
+                <w:bCs w:val="1"/>
+                <w:color w:val="1f3864"/>
+              </w:rPr>
+            </w:pPr>
+            <w:r>
+              <w:rPr>
+                <w:b w:val="1"/>
+                <w:bCs w:val="1"/>
+                <w:color w:val="1f3864"/>
+                <w:rtl w:val="0"/>
+              </w:rPr>
+              <w:t xml:space="preserve">Entonces:</w:t>
+            </w:r>
+          </w:p>
+        </w:tc>
+        <w:tc>
+          <w:tcPr>
+            <w:gridSpan w:val="4"/>
+            <w:tcBorders>
+              <w:top w:color="000000" w:space="0" w:sz="4" w:val="single"/>
+              <w:left w:color="000000" w:space="0" w:sz="4" w:val="single"/>
+              <w:bottom w:color="000000" w:space="0" w:sz="4" w:val="single"/>
+              <w:right w:color="000000" w:space="0" w:sz="4" w:val="single"/>
+            </w:tcBorders>
+            <w:vAlign w:val="center"/>
+          </w:tcPr>
+          <w:p>
+            <w:pPr>
+              <w:spacing w:line="240" w:lineRule="auto"/>
+              <w:rPr/>
+            </w:pPr>
+            <w:r>
+              <w:rPr>
+                <w:rtl w:val="0"/>
+              </w:rPr>
+              <w:t xml:space="preserve">el sistema deniega el acceso e informa que no posee permisos suficientes</w:t>
+            </w:r>
+          </w:p>
+        </w:tc>
+      </w:tr>
+      <w:tr>
+        <w:trPr>
+          <w:cantSplit w:val="0"/>
+          <w:tblHeader w:val="0"/>
+        </w:trPr>
+        <w:tc>
+          <w:tcPr>
             <w:gridSpan w:val="9"/>
             <w:tcBorders>
               <w:top w:color="000000" w:space="0" w:sz="4" w:val="single"/>
@@ -2846,7 +4433,6 @@
               <w:ind w:left="0" w:right="0" w:firstLine="0"/>
               <w:jc w:val="center"/>
               <w:rPr>
-                <w:rFonts w:ascii="Calibri" w:cs="Calibri" w:eastAsia="Calibri" w:hAnsi="Calibri"/>
                 <w:b w:val="1"/>
                 <w:bCs w:val="1"/>
                 <w:i w:val="0"/>
@@ -2878,11 +4464,6 @@
                 <w:rtl w:val="0"/>
               </w:rPr>
               <w:t xml:space="preserve">TAREAS</w:t>
-            </w:r>
-            <w:r>
-              <w:rPr>
-                <w:rtl w:val="0"/>
-              </w:rPr>
             </w:r>
           </w:p>
         </w:tc>
@@ -2913,7 +4494,6 @@
               <w:ind w:left="0" w:right="0" w:firstLine="0"/>
               <w:jc w:val="center"/>
               <w:rPr>
-                <w:rFonts w:ascii="Calibri" w:cs="Calibri" w:eastAsia="Calibri" w:hAnsi="Calibri"/>
                 <w:b w:val="1"/>
                 <w:bCs w:val="1"/>
                 <w:i w:val="0"/>
@@ -2946,11 +4526,6 @@
               </w:rPr>
               <w:t xml:space="preserve">No</w:t>
             </w:r>
-            <w:r>
-              <w:rPr>
-                <w:rtl w:val="0"/>
-              </w:rPr>
-            </w:r>
           </w:p>
         </w:tc>
         <w:tc>
@@ -2973,7 +4548,6 @@
               <w:ind w:left="0" w:right="0" w:firstLine="0"/>
               <w:jc w:val="center"/>
               <w:rPr>
-                <w:rFonts w:ascii="Calibri" w:cs="Calibri" w:eastAsia="Calibri" w:hAnsi="Calibri"/>
                 <w:b w:val="1"/>
                 <w:bCs w:val="1"/>
                 <w:i w:val="0"/>
@@ -3005,11 +4579,6 @@
                 <w:rtl w:val="0"/>
               </w:rPr>
               <w:t xml:space="preserve">Descripción</w:t>
-            </w:r>
-            <w:r>
-              <w:rPr>
-                <w:rtl w:val="0"/>
-              </w:rPr>
             </w:r>
           </w:p>
         </w:tc>
@@ -3040,25 +4609,20 @@
               <w:ind w:left="0" w:right="0" w:firstLine="0"/>
               <w:jc w:val="center"/>
               <w:rPr>
-                <w:rFonts w:ascii="Calibri" w:cs="Calibri" w:eastAsia="Calibri" w:hAnsi="Calibri"/>
-                <w:b w:val="0"/>
-                <w:bCs w:val="0"/>
-                <w:i w:val="0"/>
-                <w:iCs w:val="0"/>
-                <w:smallCaps w:val="0"/>
-                <w:strike w:val="0"/>
-                <w:color w:val="1f3864"/>
-                <w:sz w:val="22"/>
-                <w:szCs w:val="22"/>
-                <w:u w:val="none"/>
-                <w:shd w:fill="auto" w:val="clear"/>
-                <w:vertAlign w:val="baseline"/>
-              </w:rPr>
-            </w:pPr>
-            <w:r>
-              <w:rPr>
-                <w:b w:val="0"/>
-                <w:bCs w:val="0"/>
+                <w:i w:val="0"/>
+                <w:iCs w:val="0"/>
+                <w:smallCaps w:val="0"/>
+                <w:strike w:val="0"/>
+                <w:color w:val="1f3864"/>
+                <w:sz w:val="22"/>
+                <w:szCs w:val="22"/>
+                <w:u w:val="none"/>
+                <w:shd w:fill="auto" w:val="clear"/>
+                <w:vertAlign w:val="baseline"/>
+              </w:rPr>
+            </w:pPr>
+            <w:r>
+              <w:rPr>
                 <w:i w:val="0"/>
                 <w:iCs w:val="0"/>
                 <w:smallCaps w:val="0"/>
@@ -3073,11 +4637,6 @@
               </w:rPr>
               <w:t xml:space="preserve">1</w:t>
             </w:r>
-            <w:r>
-              <w:rPr>
-                <w:rtl w:val="0"/>
-              </w:rPr>
-            </w:r>
           </w:p>
         </w:tc>
         <w:tc>
@@ -3092,15 +4651,14 @@
           </w:tcPr>
           <w:p>
             <w:pPr>
-              <w:spacing w:after="0" w:before="0" w:line="240" w:lineRule="auto"/>
-              <w:jc w:val="left"/>
+              <w:spacing w:after="0" w:line="240" w:lineRule="auto"/>
               <w:rPr/>
             </w:pPr>
             <w:r>
               <w:rPr>
                 <w:rtl w:val="0"/>
               </w:rPr>
-              <w:t xml:space="preserve">Implementar la vista de reporte de interrupciones</w:t>
+              <w:t xml:space="preserve">Definir las reglas de negocio para la generación de reportes del proyecto, incluyendo la información, filtros y formatos de exportación disponibles.</w:t>
             </w:r>
           </w:p>
         </w:tc>
@@ -3130,25 +4688,20 @@
               <w:ind w:left="0" w:right="0" w:firstLine="0"/>
               <w:jc w:val="center"/>
               <w:rPr>
-                <w:rFonts w:ascii="Calibri" w:cs="Calibri" w:eastAsia="Calibri" w:hAnsi="Calibri"/>
-                <w:b w:val="0"/>
-                <w:bCs w:val="0"/>
-                <w:i w:val="0"/>
-                <w:iCs w:val="0"/>
-                <w:smallCaps w:val="0"/>
-                <w:strike w:val="0"/>
-                <w:color w:val="1f3864"/>
-                <w:sz w:val="22"/>
-                <w:szCs w:val="22"/>
-                <w:u w:val="none"/>
-                <w:shd w:fill="auto" w:val="clear"/>
-                <w:vertAlign w:val="baseline"/>
-              </w:rPr>
-            </w:pPr>
-            <w:r>
-              <w:rPr>
-                <w:b w:val="0"/>
-                <w:bCs w:val="0"/>
+                <w:i w:val="0"/>
+                <w:iCs w:val="0"/>
+                <w:smallCaps w:val="0"/>
+                <w:strike w:val="0"/>
+                <w:color w:val="1f3864"/>
+                <w:sz w:val="22"/>
+                <w:szCs w:val="22"/>
+                <w:u w:val="none"/>
+                <w:shd w:fill="auto" w:val="clear"/>
+                <w:vertAlign w:val="baseline"/>
+              </w:rPr>
+            </w:pPr>
+            <w:r>
+              <w:rPr>
                 <w:i w:val="0"/>
                 <w:iCs w:val="0"/>
                 <w:smallCaps w:val="0"/>
@@ -3163,11 +4716,6 @@
               </w:rPr>
               <w:t xml:space="preserve">2</w:t>
             </w:r>
-            <w:r>
-              <w:rPr>
-                <w:rtl w:val="0"/>
-              </w:rPr>
-            </w:r>
           </w:p>
         </w:tc>
         <w:tc>
@@ -3181,15 +4729,14 @@
           </w:tcPr>
           <w:p>
             <w:pPr>
-              <w:spacing w:after="0" w:before="0" w:line="240" w:lineRule="auto"/>
-              <w:jc w:val="left"/>
+              <w:spacing w:after="0" w:line="240" w:lineRule="auto"/>
               <w:rPr/>
             </w:pPr>
             <w:r>
               <w:rPr>
                 <w:rtl w:val="0"/>
               </w:rPr>
-              <w:t xml:space="preserve">Implementar la vista de reporte de actividades por proyecto</w:t>
+              <w:t xml:space="preserve">Definir la estructura y el contenido que deberán incluir los reportes de actividades e interrupciones del proyecto.</w:t>
             </w:r>
           </w:p>
         </w:tc>
@@ -3219,25 +4766,20 @@
               <w:ind w:left="0" w:right="0" w:firstLine="0"/>
               <w:jc w:val="center"/>
               <w:rPr>
-                <w:rFonts w:ascii="Calibri" w:cs="Calibri" w:eastAsia="Calibri" w:hAnsi="Calibri"/>
-                <w:b w:val="0"/>
-                <w:bCs w:val="0"/>
-                <w:i w:val="0"/>
-                <w:iCs w:val="0"/>
-                <w:smallCaps w:val="0"/>
-                <w:strike w:val="0"/>
-                <w:color w:val="1f3864"/>
-                <w:sz w:val="22"/>
-                <w:szCs w:val="22"/>
-                <w:u w:val="none"/>
-                <w:shd w:fill="auto" w:val="clear"/>
-                <w:vertAlign w:val="baseline"/>
-              </w:rPr>
-            </w:pPr>
-            <w:r>
-              <w:rPr>
-                <w:b w:val="0"/>
-                <w:bCs w:val="0"/>
+                <w:i w:val="0"/>
+                <w:iCs w:val="0"/>
+                <w:smallCaps w:val="0"/>
+                <w:strike w:val="0"/>
+                <w:color w:val="1f3864"/>
+                <w:sz w:val="22"/>
+                <w:szCs w:val="22"/>
+                <w:u w:val="none"/>
+                <w:shd w:fill="auto" w:val="clear"/>
+                <w:vertAlign w:val="baseline"/>
+              </w:rPr>
+            </w:pPr>
+            <w:r>
+              <w:rPr>
                 <w:i w:val="0"/>
                 <w:iCs w:val="0"/>
                 <w:smallCaps w:val="0"/>
@@ -3252,11 +4794,6 @@
               </w:rPr>
               <w:t xml:space="preserve">3</w:t>
             </w:r>
-            <w:r>
-              <w:rPr>
-                <w:rtl w:val="0"/>
-              </w:rPr>
-            </w:r>
           </w:p>
         </w:tc>
         <w:tc>
@@ -3270,15 +4807,14 @@
           </w:tcPr>
           <w:p>
             <w:pPr>
-              <w:spacing w:after="0" w:before="0" w:line="240" w:lineRule="auto"/>
-              <w:jc w:val="left"/>
+              <w:spacing w:after="0" w:line="240" w:lineRule="auto"/>
               <w:rPr/>
             </w:pPr>
             <w:r>
               <w:rPr>
                 <w:rtl w:val="0"/>
               </w:rPr>
-              <w:t xml:space="preserve">Implementar la generación y descarga del archivo plano (.txt/.csv)</w:t>
+              <w:t xml:space="preserve">Diseñar la interfaz para la consulta de reportes del proyecto mostrando la información de manera clara y organizada.</w:t>
             </w:r>
           </w:p>
         </w:tc>
@@ -3308,25 +4844,20 @@
               <w:ind w:left="0" w:right="0" w:firstLine="0"/>
               <w:jc w:val="center"/>
               <w:rPr>
-                <w:rFonts w:ascii="Calibri" w:cs="Calibri" w:eastAsia="Calibri" w:hAnsi="Calibri"/>
-                <w:b w:val="0"/>
-                <w:bCs w:val="0"/>
-                <w:i w:val="0"/>
-                <w:iCs w:val="0"/>
-                <w:smallCaps w:val="0"/>
-                <w:strike w:val="0"/>
-                <w:color w:val="1f3864"/>
-                <w:sz w:val="22"/>
-                <w:szCs w:val="22"/>
-                <w:u w:val="none"/>
-                <w:shd w:fill="auto" w:val="clear"/>
-                <w:vertAlign w:val="baseline"/>
-              </w:rPr>
-            </w:pPr>
-            <w:r>
-              <w:rPr>
-                <w:b w:val="0"/>
-                <w:bCs w:val="0"/>
+                <w:i w:val="0"/>
+                <w:iCs w:val="0"/>
+                <w:smallCaps w:val="0"/>
+                <w:strike w:val="0"/>
+                <w:color w:val="1f3864"/>
+                <w:sz w:val="22"/>
+                <w:szCs w:val="22"/>
+                <w:u w:val="none"/>
+                <w:shd w:fill="auto" w:val="clear"/>
+                <w:vertAlign w:val="baseline"/>
+              </w:rPr>
+            </w:pPr>
+            <w:r>
+              <w:rPr>
                 <w:i w:val="0"/>
                 <w:iCs w:val="0"/>
                 <w:smallCaps w:val="0"/>
@@ -3341,11 +4872,6 @@
               </w:rPr>
               <w:t xml:space="preserve">4</w:t>
             </w:r>
-            <w:r>
-              <w:rPr>
-                <w:rtl w:val="0"/>
-              </w:rPr>
-            </w:r>
           </w:p>
         </w:tc>
         <w:tc>
@@ -3359,15 +4885,14 @@
           </w:tcPr>
           <w:p>
             <w:pPr>
-              <w:spacing w:after="0" w:before="0" w:line="240" w:lineRule="auto"/>
-              <w:jc w:val="left"/>
+              <w:spacing w:after="0" w:line="240" w:lineRule="auto"/>
               <w:rPr/>
             </w:pPr>
             <w:r>
               <w:rPr>
                 <w:rtl w:val="0"/>
               </w:rPr>
-              <w:t xml:space="preserve">Definir el formato del archivo plano con los campos requeridos</w:t>
+              <w:t xml:space="preserve">Diseñar la interfaz de exportación permitiendo seleccionar el formato del archivo antes de generar el reporte.</w:t>
             </w:r>
           </w:p>
         </w:tc>
@@ -3397,25 +4922,20 @@
               <w:ind w:left="0" w:right="0" w:firstLine="0"/>
               <w:jc w:val="center"/>
               <w:rPr>
-                <w:rFonts w:ascii="Calibri" w:cs="Calibri" w:eastAsia="Calibri" w:hAnsi="Calibri"/>
-                <w:b w:val="0"/>
-                <w:bCs w:val="0"/>
-                <w:i w:val="0"/>
-                <w:iCs w:val="0"/>
-                <w:smallCaps w:val="0"/>
-                <w:strike w:val="0"/>
-                <w:color w:val="1f3864"/>
-                <w:sz w:val="22"/>
-                <w:szCs w:val="22"/>
-                <w:u w:val="none"/>
-                <w:shd w:fill="auto" w:val="clear"/>
-                <w:vertAlign w:val="baseline"/>
-              </w:rPr>
-            </w:pPr>
-            <w:r>
-              <w:rPr>
-                <w:b w:val="0"/>
-                <w:bCs w:val="0"/>
+                <w:i w:val="0"/>
+                <w:iCs w:val="0"/>
+                <w:smallCaps w:val="0"/>
+                <w:strike w:val="0"/>
+                <w:color w:val="1f3864"/>
+                <w:sz w:val="22"/>
+                <w:szCs w:val="22"/>
+                <w:u w:val="none"/>
+                <w:shd w:fill="auto" w:val="clear"/>
+                <w:vertAlign w:val="baseline"/>
+              </w:rPr>
+            </w:pPr>
+            <w:r>
+              <w:rPr>
                 <w:i w:val="0"/>
                 <w:iCs w:val="0"/>
                 <w:smallCaps w:val="0"/>
@@ -3430,11 +4950,6 @@
               </w:rPr>
               <w:t xml:space="preserve">5</w:t>
             </w:r>
-            <w:r>
-              <w:rPr>
-                <w:rtl w:val="0"/>
-              </w:rPr>
-            </w:r>
           </w:p>
         </w:tc>
         <w:tc>
@@ -3448,15 +4963,556 @@
           </w:tcPr>
           <w:p>
             <w:pPr>
-              <w:spacing w:after="0" w:before="0" w:line="240" w:lineRule="auto"/>
-              <w:jc w:val="left"/>
+              <w:spacing w:after="0" w:line="240" w:lineRule="auto"/>
               <w:rPr/>
             </w:pPr>
             <w:r>
               <w:rPr>
                 <w:rtl w:val="0"/>
               </w:rPr>
-              <w:t xml:space="preserve">Realizar pruebas de generación de los tres tipos de reporte</w:t>
+              <w:t xml:space="preserve">Implementar el servicio para consultar las actividades e interrupciones asociadas al proyecto seleccionado.</w:t>
+            </w:r>
+          </w:p>
+        </w:tc>
+      </w:tr>
+      <w:tr>
+        <w:trPr>
+          <w:cantSplit w:val="0"/>
+          <w:trHeight w:val="432" w:hRule="atLeast"/>
+          <w:tblHeader w:val="0"/>
+        </w:trPr>
+        <w:tc>
+          <w:tcPr>
+            <w:gridSpan w:val="3"/>
+            <w:tcBorders>
+              <w:top w:color="000000" w:space="0" w:sz="4" w:val="single"/>
+              <w:left w:color="000000" w:space="0" w:sz="4" w:val="single"/>
+              <w:bottom w:color="000000" w:space="0" w:sz="4" w:val="single"/>
+              <w:right w:color="000000" w:space="0" w:sz="4" w:val="single"/>
+            </w:tcBorders>
+          </w:tcPr>
+          <w:p>
+            <w:pPr>
+              <w:jc w:val="center"/>
+              <w:rPr>
+                <w:color w:val="1f3864"/>
+              </w:rPr>
+            </w:pPr>
+            <w:r>
+              <w:rPr>
+                <w:color w:val="1f3864"/>
+                <w:rtl w:val="0"/>
+              </w:rPr>
+              <w:t xml:space="preserve">6</w:t>
+            </w:r>
+          </w:p>
+        </w:tc>
+        <w:tc>
+          <w:tcPr>
+            <w:gridSpan w:val="6"/>
+            <w:tcBorders>
+              <w:left w:color="000000" w:space="0" w:sz="4" w:val="single"/>
+              <w:bottom w:color="000000" w:space="0" w:sz="4" w:val="single"/>
+              <w:right w:color="000000" w:space="0" w:sz="4" w:val="single"/>
+            </w:tcBorders>
+          </w:tcPr>
+          <w:p>
+            <w:pPr>
+              <w:spacing w:after="0" w:line="240" w:lineRule="auto"/>
+              <w:rPr/>
+            </w:pPr>
+            <w:r>
+              <w:rPr>
+                <w:rtl w:val="0"/>
+              </w:rPr>
+              <w:t xml:space="preserve">Implementar la consolidación de la información necesaria para generar los reportes del proyecto.</w:t>
+            </w:r>
+          </w:p>
+        </w:tc>
+      </w:tr>
+      <w:tr>
+        <w:trPr>
+          <w:cantSplit w:val="0"/>
+          <w:trHeight w:val="432" w:hRule="atLeast"/>
+          <w:tblHeader w:val="0"/>
+        </w:trPr>
+        <w:tc>
+          <w:tcPr>
+            <w:gridSpan w:val="3"/>
+            <w:tcBorders>
+              <w:left w:color="000000" w:space="0" w:sz="4" w:val="single"/>
+              <w:bottom w:color="000000" w:space="0" w:sz="4" w:val="single"/>
+              <w:right w:color="000000" w:space="0" w:sz="4" w:val="single"/>
+            </w:tcBorders>
+          </w:tcPr>
+          <w:p>
+            <w:pPr>
+              <w:jc w:val="center"/>
+              <w:rPr>
+                <w:color w:val="1f3864"/>
+              </w:rPr>
+            </w:pPr>
+            <w:r>
+              <w:rPr>
+                <w:color w:val="1f3864"/>
+                <w:rtl w:val="0"/>
+              </w:rPr>
+              <w:t xml:space="preserve">7</w:t>
+            </w:r>
+          </w:p>
+        </w:tc>
+        <w:tc>
+          <w:tcPr>
+            <w:gridSpan w:val="6"/>
+            <w:tcBorders>
+              <w:left w:color="000000" w:space="0" w:sz="4" w:val="single"/>
+              <w:bottom w:color="000000" w:space="0" w:sz="4" w:val="single"/>
+              <w:right w:color="000000" w:space="0" w:sz="4" w:val="single"/>
+            </w:tcBorders>
+          </w:tcPr>
+          <w:p>
+            <w:pPr>
+              <w:spacing w:after="0" w:line="240" w:lineRule="auto"/>
+              <w:rPr/>
+            </w:pPr>
+            <w:r>
+              <w:rPr>
+                <w:rtl w:val="0"/>
+              </w:rPr>
+              <w:t xml:space="preserve">Implementar la generación del reporte en los formatos de exportación soportados por el sistema.</w:t>
+            </w:r>
+          </w:p>
+        </w:tc>
+      </w:tr>
+      <w:tr>
+        <w:trPr>
+          <w:cantSplit w:val="0"/>
+          <w:trHeight w:val="432" w:hRule="atLeast"/>
+          <w:tblHeader w:val="0"/>
+        </w:trPr>
+        <w:tc>
+          <w:tcPr>
+            <w:gridSpan w:val="3"/>
+            <w:tcBorders>
+              <w:left w:color="000000" w:space="0" w:sz="4" w:val="single"/>
+              <w:bottom w:color="000000" w:space="0" w:sz="4" w:val="single"/>
+              <w:right w:color="000000" w:space="0" w:sz="4" w:val="single"/>
+            </w:tcBorders>
+          </w:tcPr>
+          <w:p>
+            <w:pPr>
+              <w:jc w:val="center"/>
+              <w:rPr>
+                <w:color w:val="1f3864"/>
+              </w:rPr>
+            </w:pPr>
+            <w:r>
+              <w:rPr>
+                <w:color w:val="1f3864"/>
+                <w:rtl w:val="0"/>
+              </w:rPr>
+              <w:t xml:space="preserve">8</w:t>
+            </w:r>
+          </w:p>
+        </w:tc>
+        <w:tc>
+          <w:tcPr>
+            <w:gridSpan w:val="6"/>
+            <w:tcBorders>
+              <w:left w:color="000000" w:space="0" w:sz="4" w:val="single"/>
+              <w:bottom w:color="000000" w:space="0" w:sz="4" w:val="single"/>
+              <w:right w:color="000000" w:space="0" w:sz="4" w:val="single"/>
+            </w:tcBorders>
+          </w:tcPr>
+          <w:p>
+            <w:pPr>
+              <w:spacing w:after="0" w:line="240" w:lineRule="auto"/>
+              <w:rPr/>
+            </w:pPr>
+            <w:r>
+              <w:rPr>
+                <w:rtl w:val="0"/>
+              </w:rPr>
+              <w:t xml:space="preserve">Implementar las validaciones de negocio para escenarios sin información y restricciones de acceso al reporte.</w:t>
+            </w:r>
+          </w:p>
+        </w:tc>
+      </w:tr>
+      <w:tr>
+        <w:trPr>
+          <w:cantSplit w:val="0"/>
+          <w:trHeight w:val="432" w:hRule="atLeast"/>
+          <w:tblHeader w:val="0"/>
+        </w:trPr>
+        <w:tc>
+          <w:tcPr>
+            <w:gridSpan w:val="3"/>
+            <w:tcBorders>
+              <w:left w:color="000000" w:space="0" w:sz="4" w:val="single"/>
+              <w:bottom w:color="000000" w:space="0" w:sz="4" w:val="single"/>
+              <w:right w:color="000000" w:space="0" w:sz="4" w:val="single"/>
+            </w:tcBorders>
+          </w:tcPr>
+          <w:p>
+            <w:pPr>
+              <w:jc w:val="center"/>
+              <w:rPr>
+                <w:color w:val="1f3864"/>
+              </w:rPr>
+            </w:pPr>
+            <w:r>
+              <w:rPr>
+                <w:color w:val="1f3864"/>
+                <w:rtl w:val="0"/>
+              </w:rPr>
+              <w:t xml:space="preserve">9</w:t>
+            </w:r>
+          </w:p>
+        </w:tc>
+        <w:tc>
+          <w:tcPr>
+            <w:gridSpan w:val="6"/>
+            <w:tcBorders>
+              <w:left w:color="000000" w:space="0" w:sz="4" w:val="single"/>
+              <w:bottom w:color="000000" w:space="0" w:sz="4" w:val="single"/>
+              <w:right w:color="000000" w:space="0" w:sz="4" w:val="single"/>
+            </w:tcBorders>
+          </w:tcPr>
+          <w:p>
+            <w:pPr>
+              <w:spacing w:after="0" w:line="240" w:lineRule="auto"/>
+              <w:rPr/>
+            </w:pPr>
+            <w:r>
+              <w:rPr>
+                <w:rtl w:val="0"/>
+              </w:rPr>
+              <w:t xml:space="preserve">Implementar la visualización de los reportes de actividades e interrupciones del proyecto.</w:t>
+            </w:r>
+          </w:p>
+        </w:tc>
+      </w:tr>
+      <w:tr>
+        <w:trPr>
+          <w:cantSplit w:val="0"/>
+          <w:trHeight w:val="432" w:hRule="atLeast"/>
+          <w:tblHeader w:val="0"/>
+        </w:trPr>
+        <w:tc>
+          <w:tcPr>
+            <w:gridSpan w:val="3"/>
+            <w:tcBorders>
+              <w:left w:color="000000" w:space="0" w:sz="4" w:val="single"/>
+              <w:bottom w:color="000000" w:space="0" w:sz="4" w:val="single"/>
+              <w:right w:color="000000" w:space="0" w:sz="4" w:val="single"/>
+            </w:tcBorders>
+          </w:tcPr>
+          <w:p>
+            <w:pPr>
+              <w:jc w:val="center"/>
+              <w:rPr>
+                <w:color w:val="1f3864"/>
+              </w:rPr>
+            </w:pPr>
+            <w:r>
+              <w:rPr>
+                <w:color w:val="1f3864"/>
+                <w:rtl w:val="0"/>
+              </w:rPr>
+              <w:t xml:space="preserve">10</w:t>
+            </w:r>
+          </w:p>
+        </w:tc>
+        <w:tc>
+          <w:tcPr>
+            <w:gridSpan w:val="6"/>
+            <w:tcBorders>
+              <w:left w:color="000000" w:space="0" w:sz="4" w:val="single"/>
+              <w:bottom w:color="000000" w:space="0" w:sz="4" w:val="single"/>
+              <w:right w:color="000000" w:space="0" w:sz="4" w:val="single"/>
+            </w:tcBorders>
+          </w:tcPr>
+          <w:p>
+            <w:pPr>
+              <w:spacing w:after="0" w:line="240" w:lineRule="auto"/>
+              <w:rPr/>
+            </w:pPr>
+            <w:r>
+              <w:rPr>
+                <w:rtl w:val="0"/>
+              </w:rPr>
+              <w:t xml:space="preserve">Implementar la selección del formato de exportación y la descarga del archivo generado.</w:t>
+            </w:r>
+          </w:p>
+        </w:tc>
+      </w:tr>
+      <w:tr>
+        <w:trPr>
+          <w:cantSplit w:val="0"/>
+          <w:trHeight w:val="432" w:hRule="atLeast"/>
+          <w:tblHeader w:val="0"/>
+        </w:trPr>
+        <w:tc>
+          <w:tcPr>
+            <w:gridSpan w:val="3"/>
+            <w:tcBorders>
+              <w:top w:color="000000" w:space="0" w:sz="4" w:val="single"/>
+              <w:left w:color="000000" w:space="0" w:sz="4" w:val="single"/>
+              <w:bottom w:color="000000" w:space="0" w:sz="4" w:val="single"/>
+              <w:right w:color="000000" w:space="0" w:sz="4" w:val="single"/>
+            </w:tcBorders>
+          </w:tcPr>
+          <w:p>
+            <w:pPr>
+              <w:jc w:val="center"/>
+              <w:rPr>
+                <w:color w:val="1f3864"/>
+              </w:rPr>
+            </w:pPr>
+            <w:r>
+              <w:rPr>
+                <w:color w:val="1f3864"/>
+                <w:rtl w:val="0"/>
+              </w:rPr>
+              <w:t xml:space="preserve">11</w:t>
+            </w:r>
+          </w:p>
+        </w:tc>
+        <w:tc>
+          <w:tcPr>
+            <w:gridSpan w:val="6"/>
+            <w:tcBorders>
+              <w:left w:color="000000" w:space="0" w:sz="4" w:val="single"/>
+              <w:bottom w:color="000000" w:space="0" w:sz="4" w:val="single"/>
+              <w:right w:color="000000" w:space="0" w:sz="4" w:val="single"/>
+            </w:tcBorders>
+          </w:tcPr>
+          <w:p>
+            <w:pPr>
+              <w:spacing w:after="0" w:line="240" w:lineRule="auto"/>
+              <w:rPr/>
+            </w:pPr>
+            <w:r>
+              <w:rPr>
+                <w:rtl w:val="0"/>
+              </w:rPr>
+              <w:t xml:space="preserve">Implementar los mensajes de confirmación, advertencia y error durante la generación y exportación del reporte.</w:t>
+            </w:r>
+          </w:p>
+        </w:tc>
+      </w:tr>
+      <w:tr>
+        <w:trPr>
+          <w:cantSplit w:val="0"/>
+          <w:trHeight w:val="432" w:hRule="atLeast"/>
+          <w:tblHeader w:val="0"/>
+        </w:trPr>
+        <w:tc>
+          <w:tcPr>
+            <w:gridSpan w:val="3"/>
+            <w:tcBorders>
+              <w:left w:color="000000" w:space="0" w:sz="4" w:val="single"/>
+              <w:bottom w:color="000000" w:space="0" w:sz="4" w:val="single"/>
+              <w:right w:color="000000" w:space="0" w:sz="4" w:val="single"/>
+            </w:tcBorders>
+          </w:tcPr>
+          <w:p>
+            <w:pPr>
+              <w:jc w:val="center"/>
+              <w:rPr>
+                <w:color w:val="1f3864"/>
+              </w:rPr>
+            </w:pPr>
+            <w:r>
+              <w:rPr>
+                <w:color w:val="1f3864"/>
+                <w:rtl w:val="0"/>
+              </w:rPr>
+              <w:t xml:space="preserve">12</w:t>
+            </w:r>
+          </w:p>
+        </w:tc>
+        <w:tc>
+          <w:tcPr>
+            <w:gridSpan w:val="6"/>
+            <w:tcBorders>
+              <w:left w:color="000000" w:space="0" w:sz="4" w:val="single"/>
+              <w:bottom w:color="000000" w:space="0" w:sz="4" w:val="single"/>
+              <w:right w:color="000000" w:space="0" w:sz="4" w:val="single"/>
+            </w:tcBorders>
+          </w:tcPr>
+          <w:p>
+            <w:pPr>
+              <w:spacing w:after="0" w:line="240" w:lineRule="auto"/>
+              <w:rPr/>
+            </w:pPr>
+            <w:r>
+              <w:rPr>
+                <w:rtl w:val="0"/>
+              </w:rPr>
+              <w:t xml:space="preserve">Verificar la generación de reportes cuando el proyecto posee información registrada.</w:t>
+            </w:r>
+          </w:p>
+        </w:tc>
+      </w:tr>
+      <w:tr>
+        <w:trPr>
+          <w:cantSplit w:val="0"/>
+          <w:trHeight w:val="432" w:hRule="atLeast"/>
+          <w:tblHeader w:val="0"/>
+        </w:trPr>
+        <w:tc>
+          <w:tcPr>
+            <w:gridSpan w:val="3"/>
+            <w:tcBorders>
+              <w:left w:color="000000" w:space="0" w:sz="4" w:val="single"/>
+              <w:bottom w:color="000000" w:space="0" w:sz="4" w:val="single"/>
+              <w:right w:color="000000" w:space="0" w:sz="4" w:val="single"/>
+            </w:tcBorders>
+          </w:tcPr>
+          <w:p>
+            <w:pPr>
+              <w:jc w:val="center"/>
+              <w:rPr>
+                <w:color w:val="1f3864"/>
+              </w:rPr>
+            </w:pPr>
+            <w:r>
+              <w:rPr>
+                <w:color w:val="1f3864"/>
+                <w:rtl w:val="0"/>
+              </w:rPr>
+              <w:t xml:space="preserve">13</w:t>
+            </w:r>
+          </w:p>
+        </w:tc>
+        <w:tc>
+          <w:tcPr>
+            <w:gridSpan w:val="6"/>
+            <w:tcBorders>
+              <w:left w:color="000000" w:space="0" w:sz="4" w:val="single"/>
+              <w:bottom w:color="000000" w:space="0" w:sz="4" w:val="single"/>
+              <w:right w:color="000000" w:space="0" w:sz="4" w:val="single"/>
+            </w:tcBorders>
+          </w:tcPr>
+          <w:p>
+            <w:pPr>
+              <w:spacing w:after="0" w:line="240" w:lineRule="auto"/>
+              <w:rPr/>
+            </w:pPr>
+            <w:r>
+              <w:rPr>
+                <w:rtl w:val="0"/>
+              </w:rPr>
+              <w:t xml:space="preserve">Validar el comportamiento del sistema cuando el proyecto no posee actividades o interrupciones para el período consultado.</w:t>
+            </w:r>
+          </w:p>
+        </w:tc>
+      </w:tr>
+      <w:tr>
+        <w:trPr>
+          <w:cantSplit w:val="0"/>
+          <w:trHeight w:val="432" w:hRule="atLeast"/>
+          <w:tblHeader w:val="0"/>
+        </w:trPr>
+        <w:tc>
+          <w:tcPr>
+            <w:gridSpan w:val="3"/>
+            <w:tcBorders>
+              <w:left w:color="000000" w:space="0" w:sz="4" w:val="single"/>
+              <w:bottom w:color="000000" w:space="0" w:sz="4" w:val="single"/>
+              <w:right w:color="000000" w:space="0" w:sz="4" w:val="single"/>
+            </w:tcBorders>
+          </w:tcPr>
+          <w:p>
+            <w:pPr>
+              <w:jc w:val="center"/>
+              <w:rPr>
+                <w:color w:val="1f3864"/>
+              </w:rPr>
+            </w:pPr>
+            <w:r>
+              <w:rPr>
+                <w:color w:val="1f3864"/>
+                <w:rtl w:val="0"/>
+              </w:rPr>
+              <w:t xml:space="preserve">14</w:t>
+            </w:r>
+          </w:p>
+        </w:tc>
+        <w:tc>
+          <w:tcPr>
+            <w:gridSpan w:val="6"/>
+            <w:tcBorders>
+              <w:left w:color="000000" w:space="0" w:sz="4" w:val="single"/>
+              <w:bottom w:color="000000" w:space="0" w:sz="4" w:val="single"/>
+              <w:right w:color="000000" w:space="0" w:sz="4" w:val="single"/>
+            </w:tcBorders>
+          </w:tcPr>
+          <w:p>
+            <w:pPr>
+              <w:spacing w:after="0" w:line="240" w:lineRule="auto"/>
+              <w:rPr/>
+            </w:pPr>
+            <w:r>
+              <w:rPr>
+                <w:rtl w:val="0"/>
+              </w:rPr>
+              <w:t xml:space="preserve">Verificar la generación y descarga de los diferentes formatos de exportación soportados por el sistema.</w:t>
+            </w:r>
+          </w:p>
+        </w:tc>
+      </w:tr>
+      <w:tr>
+        <w:trPr>
+          <w:cantSplit w:val="0"/>
+          <w:trHeight w:val="432" w:hRule="atLeast"/>
+          <w:tblHeader w:val="0"/>
+        </w:trPr>
+        <w:tc>
+          <w:tcPr>
+            <w:gridSpan w:val="3"/>
+            <w:tcBorders>
+              <w:left w:color="000000" w:space="0" w:sz="4" w:val="single"/>
+              <w:bottom w:color="000000" w:space="0" w:sz="4" w:val="single"/>
+              <w:right w:color="000000" w:space="0" w:sz="4" w:val="single"/>
+            </w:tcBorders>
+          </w:tcPr>
+          <w:p>
+            <w:pPr>
+              <w:jc w:val="center"/>
+              <w:rPr>
+                <w:color w:val="1f3864"/>
+              </w:rPr>
+            </w:pPr>
+            <w:r>
+              <w:rPr>
+                <w:color w:val="1f3864"/>
+                <w:rtl w:val="0"/>
+              </w:rPr>
+              <w:t xml:space="preserve">15</w:t>
+            </w:r>
+          </w:p>
+        </w:tc>
+        <w:tc>
+          <w:tcPr>
+            <w:gridSpan w:val="6"/>
+            <w:tcBorders>
+              <w:left w:color="000000" w:space="0" w:sz="4" w:val="single"/>
+              <w:bottom w:color="000000" w:space="0" w:sz="4" w:val="single"/>
+              <w:right w:color="000000" w:space="0" w:sz="4" w:val="single"/>
+            </w:tcBorders>
+          </w:tcPr>
+          <w:p>
+            <w:pPr>
+              <w:spacing w:after="0" w:line="240" w:lineRule="auto"/>
+              <w:rPr/>
+            </w:pPr>
+            <w:r>
+              <w:rPr>
+                <w:rtl w:val="0"/>
+              </w:rPr>
+              <w:t xml:space="preserve">Ejecutar pruebas funcionales para validar la consistencia de la información presentada y exportada.</w:t>
             </w:r>
           </w:p>
         </w:tc>
@@ -3486,7 +5542,6 @@
               <w:ind w:left="0" w:right="0" w:firstLine="0"/>
               <w:jc w:val="center"/>
               <w:rPr>
-                <w:rFonts w:ascii="Calibri" w:cs="Calibri" w:eastAsia="Calibri" w:hAnsi="Calibri"/>
                 <w:b w:val="1"/>
                 <w:bCs w:val="1"/>
                 <w:i w:val="0"/>
@@ -3518,11 +5573,6 @@
                 <w:rtl w:val="0"/>
               </w:rPr>
               <w:t xml:space="preserve">CONTROL DE VERSIONES</w:t>
-            </w:r>
-            <w:r>
-              <w:rPr>
-                <w:rtl w:val="0"/>
-              </w:rPr>
             </w:r>
           </w:p>
         </w:tc>
@@ -3552,7 +5602,6 @@
               <w:ind w:left="0" w:right="0" w:firstLine="0"/>
               <w:jc w:val="center"/>
               <w:rPr>
-                <w:rFonts w:ascii="Calibri" w:cs="Calibri" w:eastAsia="Calibri" w:hAnsi="Calibri"/>
                 <w:b w:val="1"/>
                 <w:bCs w:val="1"/>
                 <w:i w:val="0"/>
@@ -3585,11 +5634,6 @@
               </w:rPr>
               <w:t xml:space="preserve">Versión</w:t>
             </w:r>
-            <w:r>
-              <w:rPr>
-                <w:rtl w:val="0"/>
-              </w:rPr>
-            </w:r>
           </w:p>
         </w:tc>
         <w:tc>
@@ -3612,7 +5656,6 @@
               <w:ind w:left="0" w:right="0" w:firstLine="0"/>
               <w:jc w:val="center"/>
               <w:rPr>
-                <w:rFonts w:ascii="Calibri" w:cs="Calibri" w:eastAsia="Calibri" w:hAnsi="Calibri"/>
                 <w:b w:val="1"/>
                 <w:bCs w:val="1"/>
                 <w:i w:val="0"/>
@@ -3645,11 +5688,6 @@
               </w:rPr>
               <w:t xml:space="preserve">Fecha</w:t>
             </w:r>
-            <w:r>
-              <w:rPr>
-                <w:rtl w:val="0"/>
-              </w:rPr>
-            </w:r>
           </w:p>
         </w:tc>
         <w:tc>
@@ -3672,7 +5710,6 @@
               <w:ind w:left="0" w:right="0" w:firstLine="0"/>
               <w:jc w:val="center"/>
               <w:rPr>
-                <w:rFonts w:ascii="Calibri" w:cs="Calibri" w:eastAsia="Calibri" w:hAnsi="Calibri"/>
                 <w:b w:val="1"/>
                 <w:bCs w:val="1"/>
                 <w:i w:val="0"/>
@@ -3705,11 +5742,6 @@
               </w:rPr>
               <w:t xml:space="preserve">Autor</w:t>
             </w:r>
-            <w:r>
-              <w:rPr>
-                <w:rtl w:val="0"/>
-              </w:rPr>
-            </w:r>
           </w:p>
         </w:tc>
         <w:tc>
@@ -3731,7 +5763,6 @@
               <w:ind w:left="0" w:right="0" w:firstLine="0"/>
               <w:jc w:val="center"/>
               <w:rPr>
-                <w:rFonts w:ascii="Calibri" w:cs="Calibri" w:eastAsia="Calibri" w:hAnsi="Calibri"/>
                 <w:b w:val="1"/>
                 <w:bCs w:val="1"/>
                 <w:i w:val="0"/>
@@ -3764,11 +5795,6 @@
               </w:rPr>
               <w:t xml:space="preserve">Revisión</w:t>
             </w:r>
-            <w:r>
-              <w:rPr>
-                <w:rtl w:val="0"/>
-              </w:rPr>
-            </w:r>
           </w:p>
         </w:tc>
         <w:tc>
@@ -3790,7 +5816,6 @@
               <w:ind w:left="0" w:right="0" w:firstLine="0"/>
               <w:jc w:val="center"/>
               <w:rPr>
-                <w:rFonts w:ascii="Calibri" w:cs="Calibri" w:eastAsia="Calibri" w:hAnsi="Calibri"/>
                 <w:b w:val="1"/>
                 <w:bCs w:val="1"/>
                 <w:i w:val="0"/>
@@ -3823,11 +5848,6 @@
               </w:rPr>
               <w:t xml:space="preserve">Descripción</w:t>
             </w:r>
-            <w:r>
-              <w:rPr>
-                <w:rtl w:val="0"/>
-              </w:rPr>
-            </w:r>
           </w:p>
         </w:tc>
         <w:tc>
@@ -3849,7 +5869,6 @@
               <w:ind w:left="0" w:right="0" w:firstLine="0"/>
               <w:jc w:val="center"/>
               <w:rPr>
-                <w:rFonts w:ascii="Calibri" w:cs="Calibri" w:eastAsia="Calibri" w:hAnsi="Calibri"/>
                 <w:b w:val="1"/>
                 <w:bCs w:val="1"/>
                 <w:i w:val="0"/>
@@ -3881,11 +5900,6 @@
                 <w:rtl w:val="0"/>
               </w:rPr>
               <w:t xml:space="preserve">Aprobador</w:t>
-            </w:r>
-            <w:r>
-              <w:rPr>
-                <w:rtl w:val="0"/>
-              </w:rPr>
             </w:r>
           </w:p>
         </w:tc>
@@ -3915,9 +5929,6 @@
               <w:ind w:left="0" w:right="0" w:firstLine="0"/>
               <w:jc w:val="center"/>
               <w:rPr>
-                <w:rFonts w:ascii="Calibri" w:cs="Calibri" w:eastAsia="Calibri" w:hAnsi="Calibri"/>
-                <w:b w:val="0"/>
-                <w:bCs w:val="0"/>
                 <w:i w:val="0"/>
                 <w:iCs w:val="0"/>
                 <w:smallCaps w:val="0"/>
@@ -3963,9 +5974,6 @@
               <w:ind w:left="0" w:right="0" w:firstLine="0"/>
               <w:jc w:val="center"/>
               <w:rPr>
-                <w:rFonts w:ascii="Calibri" w:cs="Calibri" w:eastAsia="Calibri" w:hAnsi="Calibri"/>
-                <w:b w:val="0"/>
-                <w:bCs w:val="0"/>
                 <w:i w:val="0"/>
                 <w:iCs w:val="0"/>
                 <w:smallCaps w:val="0"/>
@@ -4011,9 +6019,6 @@
               <w:ind w:left="0" w:right="0" w:firstLine="0"/>
               <w:jc w:val="center"/>
               <w:rPr>
-                <w:rFonts w:ascii="Calibri" w:cs="Calibri" w:eastAsia="Calibri" w:hAnsi="Calibri"/>
-                <w:b w:val="0"/>
-                <w:bCs w:val="0"/>
                 <w:i w:val="0"/>
                 <w:iCs w:val="0"/>
                 <w:smallCaps w:val="0"/>
@@ -4058,9 +6063,6 @@
               <w:ind w:left="0" w:right="0" w:firstLine="0"/>
               <w:jc w:val="center"/>
               <w:rPr>
-                <w:rFonts w:ascii="Calibri" w:cs="Calibri" w:eastAsia="Calibri" w:hAnsi="Calibri"/>
-                <w:b w:val="0"/>
-                <w:bCs w:val="0"/>
                 <w:i w:val="0"/>
                 <w:iCs w:val="0"/>
                 <w:smallCaps w:val="0"/>
@@ -4127,9 +6129,6 @@
               <w:ind w:left="0" w:right="0" w:firstLine="0"/>
               <w:jc w:val="center"/>
               <w:rPr>
-                <w:rFonts w:ascii="Calibri" w:cs="Calibri" w:eastAsia="Calibri" w:hAnsi="Calibri"/>
-                <w:b w:val="0"/>
-                <w:bCs w:val="0"/>
                 <w:i w:val="0"/>
                 <w:iCs w:val="0"/>
                 <w:smallCaps w:val="0"/>
@@ -4141,6 +6140,153 @@
                 <w:shd w:fill="auto" w:val="clear"/>
                 <w:vertAlign w:val="baseline"/>
               </w:rPr>
+            </w:pPr>
+            <w:r>
+              <w:rPr>
+                <w:rtl w:val="0"/>
+              </w:rPr>
+            </w:r>
+          </w:p>
+        </w:tc>
+      </w:tr>
+      <w:tr>
+        <w:trPr>
+          <w:cantSplit w:val="0"/>
+          <w:tblHeader w:val="0"/>
+        </w:trPr>
+        <w:tc>
+          <w:tcPr>
+            <w:gridSpan w:val="2"/>
+            <w:tcBorders>
+              <w:top w:color="000000" w:space="0" w:sz="4" w:val="single"/>
+              <w:left w:color="000000" w:space="0" w:sz="4" w:val="single"/>
+              <w:bottom w:color="000000" w:space="0" w:sz="4" w:val="single"/>
+              <w:right w:color="000000" w:space="0" w:sz="4" w:val="single"/>
+            </w:tcBorders>
+          </w:tcPr>
+          <w:p>
+            <w:pPr>
+              <w:jc w:val="center"/>
+              <w:rPr/>
+            </w:pPr>
+            <w:r>
+              <w:rPr>
+                <w:rtl w:val="0"/>
+              </w:rPr>
+              <w:t xml:space="preserve">2.0</w:t>
+            </w:r>
+          </w:p>
+        </w:tc>
+        <w:tc>
+          <w:tcPr>
+            <w:gridSpan w:val="2"/>
+            <w:tcBorders>
+              <w:top w:color="000000" w:space="0" w:sz="4" w:val="single"/>
+              <w:left w:color="000000" w:space="0" w:sz="4" w:val="single"/>
+              <w:bottom w:color="000000" w:space="0" w:sz="4" w:val="single"/>
+              <w:right w:color="000000" w:space="0" w:sz="4" w:val="single"/>
+            </w:tcBorders>
+          </w:tcPr>
+          <w:p>
+            <w:pPr>
+              <w:jc w:val="center"/>
+              <w:rPr/>
+            </w:pPr>
+            <w:r>
+              <w:rPr>
+                <w:rtl w:val="0"/>
+              </w:rPr>
+              <w:t xml:space="preserve">04/07/2026</w:t>
+            </w:r>
+          </w:p>
+        </w:tc>
+        <w:tc>
+          <w:tcPr>
+            <w:gridSpan w:val="2"/>
+            <w:tcBorders>
+              <w:top w:color="000000" w:space="0" w:sz="4" w:val="single"/>
+              <w:left w:color="000000" w:space="0" w:sz="4" w:val="single"/>
+              <w:bottom w:color="000000" w:space="0" w:sz="4" w:val="single"/>
+              <w:right w:color="000000" w:space="0" w:sz="4" w:val="single"/>
+            </w:tcBorders>
+          </w:tcPr>
+          <w:p>
+            <w:pPr>
+              <w:jc w:val="center"/>
+              <w:rPr/>
+            </w:pPr>
+            <w:r>
+              <w:rPr>
+                <w:rtl w:val="0"/>
+              </w:rPr>
+              <w:t xml:space="preserve">Efrain Manotas</w:t>
+            </w:r>
+          </w:p>
+        </w:tc>
+        <w:tc>
+          <w:tcPr>
+            <w:tcBorders>
+              <w:top w:color="000000" w:space="0" w:sz="4" w:val="single"/>
+              <w:left w:color="000000" w:space="0" w:sz="4" w:val="single"/>
+              <w:bottom w:color="000000" w:space="0" w:sz="4" w:val="single"/>
+              <w:right w:color="000000" w:space="0" w:sz="4" w:val="single"/>
+            </w:tcBorders>
+          </w:tcPr>
+          <w:p>
+            <w:pPr>
+              <w:jc w:val="center"/>
+              <w:rPr/>
+            </w:pPr>
+            <w:r>
+              <w:rPr>
+                <w:rtl w:val="0"/>
+              </w:rPr>
+            </w:r>
+          </w:p>
+        </w:tc>
+        <w:tc>
+          <w:tcPr>
+            <w:tcBorders>
+              <w:top w:color="000000" w:space="0" w:sz="4" w:val="single"/>
+              <w:left w:color="000000" w:space="0" w:sz="4" w:val="single"/>
+              <w:bottom w:color="000000" w:space="0" w:sz="4" w:val="single"/>
+              <w:right w:color="000000" w:space="0" w:sz="4" w:val="single"/>
+            </w:tcBorders>
+          </w:tcPr>
+          <w:p>
+            <w:pPr>
+              <w:jc w:val="center"/>
+              <w:rPr>
+                <w:b w:val="1"/>
+                <w:bCs w:val="1"/>
+              </w:rPr>
+            </w:pPr>
+            <w:r>
+              <w:rPr>
+                <w:rtl w:val="0"/>
+              </w:rPr>
+              <w:t xml:space="preserve">Revisión e implementación de mejoras HU-10</w:t>
+            </w:r>
+            <w:r>
+              <w:rPr>
+                <w:rtl w:val="0"/>
+              </w:rPr>
+            </w:r>
+          </w:p>
+        </w:tc>
+        <w:tc>
+          <w:tcPr>
+            <w:tcBorders>
+              <w:top w:color="000000" w:space="0" w:sz="4" w:val="single"/>
+              <w:left w:color="000000" w:space="0" w:sz="4" w:val="single"/>
+              <w:bottom w:color="000000" w:space="0" w:sz="4" w:val="single"/>
+              <w:right w:color="000000" w:space="0" w:sz="4" w:val="single"/>
+            </w:tcBorders>
+          </w:tcPr>
+          <w:p>
+            <w:pPr>
+              <w:jc w:val="center"/>
+              <w:rPr/>
             </w:pPr>
             <w:r>
               <w:rPr>
@@ -4162,9 +6308,6 @@
         <w:ind w:left="0" w:right="0" w:firstLine="0"/>
         <w:jc w:val="left"/>
         <w:rPr>
-          <w:rFonts w:ascii="Calibri" w:cs="Calibri" w:eastAsia="Calibri" w:hAnsi="Calibri"/>
-          <w:b w:val="0"/>
-          <w:bCs w:val="0"/>
           <w:i w:val="0"/>
           <w:iCs w:val="0"/>
           <w:smallCaps w:val="0"/>

--- a/docs/Historias de Usuario/HU-10 - IKernell Soluciones Software.docx
+++ b/docs/Historias de Usuario/HU-10 - IKernell Soluciones Software.docx
@@ -1294,6 +1294,45 @@
               <w:t xml:space="preserve">- El sistema debe generar correctamente el archivo solicitado.</w:t>
             </w:r>
           </w:p>
+          <w:p>
+            <w:pPr>
+              <w:spacing w:after="0" w:line="240" w:lineRule="auto"/>
+              <w:jc w:val="both"/>
+              <w:rPr/>
+            </w:pPr>
+            <w:r>
+              <w:rPr>
+                <w:rtl w:val="0"/>
+              </w:rPr>
+              <w:t xml:space="preserve">- El sistema debe permitir exportar los reportes del proyecto en formato TXT, CSV, PDF o Excel.</w:t>
+            </w:r>
+          </w:p>
+          <w:p>
+            <w:pPr>
+              <w:spacing w:after="0" w:line="240" w:lineRule="auto"/>
+              <w:jc w:val="both"/>
+              <w:rPr/>
+            </w:pPr>
+            <w:r>
+              <w:rPr>
+                <w:rtl w:val="0"/>
+              </w:rPr>
+              <w:t xml:space="preserve">- El sistema debe restringir la generación de reportes del proyecto exclusivamente al Líder de Proyecto asignado.</w:t>
+            </w:r>
+          </w:p>
+          <w:p>
+            <w:pPr>
+              <w:spacing w:after="0" w:line="240" w:lineRule="auto"/>
+              <w:jc w:val="both"/>
+              <w:rPr/>
+            </w:pPr>
+            <w:r>
+              <w:rPr>
+                <w:rtl w:val="0"/>
+              </w:rPr>
+              <w:t xml:space="preserve">Añadir a Criterios de Aceptación:</w:t>
+            </w:r>
+          </w:p>
         </w:tc>
       </w:tr>
       <w:tr>
@@ -4184,7 +4223,7 @@
               <w:rPr>
                 <w:rtl w:val="0"/>
               </w:rPr>
-              <w:t xml:space="preserve">que un usuario sin permisos intenta acceder a la generación de reportes</w:t>
+              <w:t xml:space="preserve">que un usuario autenticado sin rol de Líder de Proyecto intenta acceder a los reportes de un proyecto</w:t>
             </w:r>
           </w:p>
         </w:tc>
@@ -4293,7 +4332,7 @@
               <w:rPr>
                 <w:rtl w:val="0"/>
               </w:rPr>
-              <w:t xml:space="preserve">selecciona la opción correspondiente</w:t>
+              <w:t xml:space="preserve">solicita la descarga</w:t>
             </w:r>
           </w:p>
         </w:tc>
@@ -4402,7 +4441,7 @@
               <w:rPr>
                 <w:rtl w:val="0"/>
               </w:rPr>
-              <w:t xml:space="preserve">el sistema deniega el acceso e informa que no posee permisos suficientes</w:t>
+              <w:t xml:space="preserve">el sistema deniega el acceso e informa que la funcionalidad está restringida al Líder de Proyecto</w:t>
             </w:r>
           </w:p>
         </w:tc>
@@ -5079,7 +5118,7 @@
               <w:rPr>
                 <w:rtl w:val="0"/>
               </w:rPr>
-              <w:t xml:space="preserve">Implementar la generación del reporte en los formatos de exportación soportados por el sistema.</w:t>
+              <w:t xml:space="preserve">Implementar la generación del reporte en los formatos TXT, CSV, PDF y Excel.</w:t>
             </w:r>
           </w:p>
         </w:tc>
@@ -5520,59 +5559,53 @@
       <w:tr>
         <w:trPr>
           <w:cantSplit w:val="0"/>
+          <w:trHeight w:val="432" w:hRule="atLeast"/>
           <w:tblHeader w:val="0"/>
         </w:trPr>
         <w:tc>
           <w:tcPr>
-            <w:gridSpan w:val="9"/>
-            <w:tcBorders>
-              <w:top w:color="000000" w:space="0" w:sz="4" w:val="single"/>
-              <w:left w:color="000000" w:space="0" w:sz="4" w:val="single"/>
-              <w:bottom w:color="000000" w:space="0" w:sz="4" w:val="single"/>
-              <w:right w:color="000000" w:space="0" w:sz="4" w:val="single"/>
-            </w:tcBorders>
-          </w:tcPr>
-          <w:p>
-            <w:pPr>
-              <w:keepNext w:val="0"/>
-              <w:keepLines w:val="0"/>
-              <w:widowControl w:val="1"/>
-              <w:shd w:fill="auto" w:val="clear"/>
-              <w:spacing w:after="160" w:before="0" w:line="259" w:lineRule="auto"/>
-              <w:ind w:left="0" w:right="0" w:firstLine="0"/>
+            <w:gridSpan w:val="3"/>
+            <w:tcBorders>
+              <w:left w:color="000000" w:space="0" w:sz="4" w:val="single"/>
+              <w:bottom w:color="000000" w:space="0" w:sz="4" w:val="single"/>
+              <w:right w:color="000000" w:space="0" w:sz="4" w:val="single"/>
+            </w:tcBorders>
+          </w:tcPr>
+          <w:p>
+            <w:pPr>
               <w:jc w:val="center"/>
               <w:rPr>
-                <w:b w:val="1"/>
-                <w:bCs w:val="1"/>
-                <w:i w:val="0"/>
-                <w:iCs w:val="0"/>
-                <w:smallCaps w:val="0"/>
-                <w:strike w:val="0"/>
-                <w:color w:val="1f3864"/>
-                <w:sz w:val="22"/>
-                <w:szCs w:val="22"/>
-                <w:u w:val="none"/>
-                <w:shd w:fill="auto" w:val="clear"/>
-                <w:vertAlign w:val="baseline"/>
-              </w:rPr>
-            </w:pPr>
-            <w:r>
-              <w:rPr>
-                <w:b w:val="1"/>
-                <w:bCs w:val="1"/>
-                <w:i w:val="0"/>
-                <w:iCs w:val="0"/>
-                <w:smallCaps w:val="0"/>
-                <w:strike w:val="0"/>
-                <w:color w:val="1f3864"/>
-                <w:sz w:val="22"/>
-                <w:szCs w:val="22"/>
-                <w:u w:val="none"/>
-                <w:shd w:fill="auto" w:val="clear"/>
-                <w:vertAlign w:val="baseline"/>
-                <w:rtl w:val="0"/>
-              </w:rPr>
-              <w:t xml:space="preserve">CONTROL DE VERSIONES</w:t>
+                <w:color w:val="1f3864"/>
+              </w:rPr>
+            </w:pPr>
+            <w:r>
+              <w:rPr>
+                <w:color w:val="1f3864"/>
+                <w:rtl w:val="0"/>
+              </w:rPr>
+              <w:t xml:space="preserve">16</w:t>
+            </w:r>
+          </w:p>
+        </w:tc>
+        <w:tc>
+          <w:tcPr>
+            <w:gridSpan w:val="6"/>
+            <w:tcBorders>
+              <w:left w:color="000000" w:space="0" w:sz="4" w:val="single"/>
+              <w:bottom w:color="000000" w:space="0" w:sz="4" w:val="single"/>
+              <w:right w:color="000000" w:space="0" w:sz="4" w:val="single"/>
+            </w:tcBorders>
+          </w:tcPr>
+          <w:p>
+            <w:pPr>
+              <w:spacing w:after="0" w:line="240" w:lineRule="auto"/>
+              <w:rPr/>
+            </w:pPr>
+            <w:r>
+              <w:rPr>
+                <w:rtl w:val="0"/>
+              </w:rPr>
+              <w:t xml:space="preserve"> Implementar la restricción que limite la generación de reportes del proyecto exclusivamente al Líder de Proyecto asignado.</w:t>
             </w:r>
           </w:p>
         </w:tc>
@@ -5584,7 +5617,7 @@
         </w:trPr>
         <w:tc>
           <w:tcPr>
-            <w:gridSpan w:val="2"/>
+            <w:gridSpan w:val="9"/>
             <w:tcBorders>
               <w:top w:color="000000" w:space="0" w:sz="4" w:val="single"/>
               <w:left w:color="000000" w:space="0" w:sz="4" w:val="single"/>
@@ -5632,274 +5665,7 @@
                 <w:vertAlign w:val="baseline"/>
                 <w:rtl w:val="0"/>
               </w:rPr>
-              <w:t xml:space="preserve">Versión</w:t>
-            </w:r>
-          </w:p>
-        </w:tc>
-        <w:tc>
-          <w:tcPr>
-            <w:gridSpan w:val="2"/>
-            <w:tcBorders>
-              <w:top w:color="000000" w:space="0" w:sz="4" w:val="single"/>
-              <w:left w:color="000000" w:space="0" w:sz="4" w:val="single"/>
-              <w:bottom w:color="000000" w:space="0" w:sz="4" w:val="single"/>
-              <w:right w:color="000000" w:space="0" w:sz="4" w:val="single"/>
-            </w:tcBorders>
-          </w:tcPr>
-          <w:p>
-            <w:pPr>
-              <w:keepNext w:val="0"/>
-              <w:keepLines w:val="0"/>
-              <w:widowControl w:val="1"/>
-              <w:shd w:fill="auto" w:val="clear"/>
-              <w:spacing w:after="160" w:before="0" w:line="259" w:lineRule="auto"/>
-              <w:ind w:left="0" w:right="0" w:firstLine="0"/>
-              <w:jc w:val="center"/>
-              <w:rPr>
-                <w:b w:val="1"/>
-                <w:bCs w:val="1"/>
-                <w:i w:val="0"/>
-                <w:iCs w:val="0"/>
-                <w:smallCaps w:val="0"/>
-                <w:strike w:val="0"/>
-                <w:color w:val="1f3864"/>
-                <w:sz w:val="22"/>
-                <w:szCs w:val="22"/>
-                <w:u w:val="none"/>
-                <w:shd w:fill="auto" w:val="clear"/>
-                <w:vertAlign w:val="baseline"/>
-              </w:rPr>
-            </w:pPr>
-            <w:r>
-              <w:rPr>
-                <w:b w:val="1"/>
-                <w:bCs w:val="1"/>
-                <w:i w:val="0"/>
-                <w:iCs w:val="0"/>
-                <w:smallCaps w:val="0"/>
-                <w:strike w:val="0"/>
-                <w:color w:val="1f3864"/>
-                <w:sz w:val="22"/>
-                <w:szCs w:val="22"/>
-                <w:u w:val="none"/>
-                <w:shd w:fill="auto" w:val="clear"/>
-                <w:vertAlign w:val="baseline"/>
-                <w:rtl w:val="0"/>
-              </w:rPr>
-              <w:t xml:space="preserve">Fecha</w:t>
-            </w:r>
-          </w:p>
-        </w:tc>
-        <w:tc>
-          <w:tcPr>
-            <w:gridSpan w:val="2"/>
-            <w:tcBorders>
-              <w:top w:color="000000" w:space="0" w:sz="4" w:val="single"/>
-              <w:left w:color="000000" w:space="0" w:sz="4" w:val="single"/>
-              <w:bottom w:color="000000" w:space="0" w:sz="4" w:val="single"/>
-              <w:right w:color="000000" w:space="0" w:sz="4" w:val="single"/>
-            </w:tcBorders>
-          </w:tcPr>
-          <w:p>
-            <w:pPr>
-              <w:keepNext w:val="0"/>
-              <w:keepLines w:val="0"/>
-              <w:widowControl w:val="1"/>
-              <w:shd w:fill="auto" w:val="clear"/>
-              <w:spacing w:after="160" w:before="0" w:line="259" w:lineRule="auto"/>
-              <w:ind w:left="0" w:right="0" w:firstLine="0"/>
-              <w:jc w:val="center"/>
-              <w:rPr>
-                <w:b w:val="1"/>
-                <w:bCs w:val="1"/>
-                <w:i w:val="0"/>
-                <w:iCs w:val="0"/>
-                <w:smallCaps w:val="0"/>
-                <w:strike w:val="0"/>
-                <w:color w:val="1f3864"/>
-                <w:sz w:val="22"/>
-                <w:szCs w:val="22"/>
-                <w:u w:val="none"/>
-                <w:shd w:fill="auto" w:val="clear"/>
-                <w:vertAlign w:val="baseline"/>
-              </w:rPr>
-            </w:pPr>
-            <w:r>
-              <w:rPr>
-                <w:b w:val="1"/>
-                <w:bCs w:val="1"/>
-                <w:i w:val="0"/>
-                <w:iCs w:val="0"/>
-                <w:smallCaps w:val="0"/>
-                <w:strike w:val="0"/>
-                <w:color w:val="1f3864"/>
-                <w:sz w:val="22"/>
-                <w:szCs w:val="22"/>
-                <w:u w:val="none"/>
-                <w:shd w:fill="auto" w:val="clear"/>
-                <w:vertAlign w:val="baseline"/>
-                <w:rtl w:val="0"/>
-              </w:rPr>
-              <w:t xml:space="preserve">Autor</w:t>
-            </w:r>
-          </w:p>
-        </w:tc>
-        <w:tc>
-          <w:tcPr>
-            <w:tcBorders>
-              <w:top w:color="000000" w:space="0" w:sz="4" w:val="single"/>
-              <w:left w:color="000000" w:space="0" w:sz="4" w:val="single"/>
-              <w:bottom w:color="000000" w:space="0" w:sz="4" w:val="single"/>
-              <w:right w:color="000000" w:space="0" w:sz="4" w:val="single"/>
-            </w:tcBorders>
-          </w:tcPr>
-          <w:p>
-            <w:pPr>
-              <w:keepNext w:val="0"/>
-              <w:keepLines w:val="0"/>
-              <w:widowControl w:val="1"/>
-              <w:shd w:fill="auto" w:val="clear"/>
-              <w:spacing w:after="160" w:before="0" w:line="259" w:lineRule="auto"/>
-              <w:ind w:left="0" w:right="0" w:firstLine="0"/>
-              <w:jc w:val="center"/>
-              <w:rPr>
-                <w:b w:val="1"/>
-                <w:bCs w:val="1"/>
-                <w:i w:val="0"/>
-                <w:iCs w:val="0"/>
-                <w:smallCaps w:val="0"/>
-                <w:strike w:val="0"/>
-                <w:color w:val="1f3864"/>
-                <w:sz w:val="22"/>
-                <w:szCs w:val="22"/>
-                <w:u w:val="none"/>
-                <w:shd w:fill="auto" w:val="clear"/>
-                <w:vertAlign w:val="baseline"/>
-              </w:rPr>
-            </w:pPr>
-            <w:r>
-              <w:rPr>
-                <w:b w:val="1"/>
-                <w:bCs w:val="1"/>
-                <w:i w:val="0"/>
-                <w:iCs w:val="0"/>
-                <w:smallCaps w:val="0"/>
-                <w:strike w:val="0"/>
-                <w:color w:val="1f3864"/>
-                <w:sz w:val="22"/>
-                <w:szCs w:val="22"/>
-                <w:u w:val="none"/>
-                <w:shd w:fill="auto" w:val="clear"/>
-                <w:vertAlign w:val="baseline"/>
-                <w:rtl w:val="0"/>
-              </w:rPr>
-              <w:t xml:space="preserve">Revisión</w:t>
-            </w:r>
-          </w:p>
-        </w:tc>
-        <w:tc>
-          <w:tcPr>
-            <w:tcBorders>
-              <w:top w:color="000000" w:space="0" w:sz="4" w:val="single"/>
-              <w:left w:color="000000" w:space="0" w:sz="4" w:val="single"/>
-              <w:bottom w:color="000000" w:space="0" w:sz="4" w:val="single"/>
-              <w:right w:color="000000" w:space="0" w:sz="4" w:val="single"/>
-            </w:tcBorders>
-          </w:tcPr>
-          <w:p>
-            <w:pPr>
-              <w:keepNext w:val="0"/>
-              <w:keepLines w:val="0"/>
-              <w:widowControl w:val="1"/>
-              <w:shd w:fill="auto" w:val="clear"/>
-              <w:spacing w:after="160" w:before="0" w:line="259" w:lineRule="auto"/>
-              <w:ind w:left="0" w:right="0" w:firstLine="0"/>
-              <w:jc w:val="center"/>
-              <w:rPr>
-                <w:b w:val="1"/>
-                <w:bCs w:val="1"/>
-                <w:i w:val="0"/>
-                <w:iCs w:val="0"/>
-                <w:smallCaps w:val="0"/>
-                <w:strike w:val="0"/>
-                <w:color w:val="1f3864"/>
-                <w:sz w:val="22"/>
-                <w:szCs w:val="22"/>
-                <w:u w:val="none"/>
-                <w:shd w:fill="auto" w:val="clear"/>
-                <w:vertAlign w:val="baseline"/>
-              </w:rPr>
-            </w:pPr>
-            <w:r>
-              <w:rPr>
-                <w:b w:val="1"/>
-                <w:bCs w:val="1"/>
-                <w:i w:val="0"/>
-                <w:iCs w:val="0"/>
-                <w:smallCaps w:val="0"/>
-                <w:strike w:val="0"/>
-                <w:color w:val="1f3864"/>
-                <w:sz w:val="22"/>
-                <w:szCs w:val="22"/>
-                <w:u w:val="none"/>
-                <w:shd w:fill="auto" w:val="clear"/>
-                <w:vertAlign w:val="baseline"/>
-                <w:rtl w:val="0"/>
-              </w:rPr>
-              <w:t xml:space="preserve">Descripción</w:t>
-            </w:r>
-          </w:p>
-        </w:tc>
-        <w:tc>
-          <w:tcPr>
-            <w:tcBorders>
-              <w:top w:color="000000" w:space="0" w:sz="4" w:val="single"/>
-              <w:left w:color="000000" w:space="0" w:sz="4" w:val="single"/>
-              <w:bottom w:color="000000" w:space="0" w:sz="4" w:val="single"/>
-              <w:right w:color="000000" w:space="0" w:sz="4" w:val="single"/>
-            </w:tcBorders>
-          </w:tcPr>
-          <w:p>
-            <w:pPr>
-              <w:keepNext w:val="0"/>
-              <w:keepLines w:val="0"/>
-              <w:widowControl w:val="1"/>
-              <w:shd w:fill="auto" w:val="clear"/>
-              <w:spacing w:after="160" w:before="0" w:line="259" w:lineRule="auto"/>
-              <w:ind w:left="0" w:right="0" w:firstLine="0"/>
-              <w:jc w:val="center"/>
-              <w:rPr>
-                <w:b w:val="1"/>
-                <w:bCs w:val="1"/>
-                <w:i w:val="0"/>
-                <w:iCs w:val="0"/>
-                <w:smallCaps w:val="0"/>
-                <w:strike w:val="0"/>
-                <w:color w:val="1f3864"/>
-                <w:sz w:val="22"/>
-                <w:szCs w:val="22"/>
-                <w:u w:val="none"/>
-                <w:shd w:fill="auto" w:val="clear"/>
-                <w:vertAlign w:val="baseline"/>
-              </w:rPr>
-            </w:pPr>
-            <w:r>
-              <w:rPr>
-                <w:b w:val="1"/>
-                <w:bCs w:val="1"/>
-                <w:i w:val="0"/>
-                <w:iCs w:val="0"/>
-                <w:smallCaps w:val="0"/>
-                <w:strike w:val="0"/>
-                <w:color w:val="1f3864"/>
-                <w:sz w:val="22"/>
-                <w:szCs w:val="22"/>
-                <w:u w:val="none"/>
-                <w:shd w:fill="auto" w:val="clear"/>
-                <w:vertAlign w:val="baseline"/>
-                <w:rtl w:val="0"/>
-              </w:rPr>
-              <w:t xml:space="preserve">Aprobador</w:t>
+              <w:t xml:space="preserve">CONTROL DE VERSIONES</w:t>
             </w:r>
           </w:p>
         </w:tc>
@@ -5929,28 +5695,37 @@
               <w:ind w:left="0" w:right="0" w:firstLine="0"/>
               <w:jc w:val="center"/>
               <w:rPr>
-                <w:i w:val="0"/>
-                <w:iCs w:val="0"/>
-                <w:smallCaps w:val="0"/>
-                <w:strike w:val="0"/>
-                <w:color w:val="000000"/>
-                <w:sz w:val="22"/>
-                <w:szCs w:val="22"/>
-                <w:u w:val="none"/>
-                <w:shd w:fill="auto" w:val="clear"/>
-                <w:vertAlign w:val="baseline"/>
-              </w:rPr>
-            </w:pPr>
-            <w:r>
-              <w:rPr>
-                <w:rtl w:val="0"/>
-              </w:rPr>
-              <w:t xml:space="preserve">1.0</w:t>
-            </w:r>
-            <w:r>
-              <w:rPr>
-                <w:rtl w:val="0"/>
-              </w:rPr>
+                <w:b w:val="1"/>
+                <w:bCs w:val="1"/>
+                <w:i w:val="0"/>
+                <w:iCs w:val="0"/>
+                <w:smallCaps w:val="0"/>
+                <w:strike w:val="0"/>
+                <w:color w:val="1f3864"/>
+                <w:sz w:val="22"/>
+                <w:szCs w:val="22"/>
+                <w:u w:val="none"/>
+                <w:shd w:fill="auto" w:val="clear"/>
+                <w:vertAlign w:val="baseline"/>
+              </w:rPr>
+            </w:pPr>
+            <w:r>
+              <w:rPr>
+                <w:b w:val="1"/>
+                <w:bCs w:val="1"/>
+                <w:i w:val="0"/>
+                <w:iCs w:val="0"/>
+                <w:smallCaps w:val="0"/>
+                <w:strike w:val="0"/>
+                <w:color w:val="1f3864"/>
+                <w:sz w:val="22"/>
+                <w:szCs w:val="22"/>
+                <w:u w:val="none"/>
+                <w:shd w:fill="auto" w:val="clear"/>
+                <w:vertAlign w:val="baseline"/>
+                <w:rtl w:val="0"/>
+              </w:rPr>
+              <w:t xml:space="preserve">Versión</w:t>
             </w:r>
           </w:p>
         </w:tc>
@@ -5974,28 +5749,37 @@
               <w:ind w:left="0" w:right="0" w:firstLine="0"/>
               <w:jc w:val="center"/>
               <w:rPr>
-                <w:i w:val="0"/>
-                <w:iCs w:val="0"/>
-                <w:smallCaps w:val="0"/>
-                <w:strike w:val="0"/>
-                <w:color w:val="000000"/>
-                <w:sz w:val="22"/>
-                <w:szCs w:val="22"/>
-                <w:u w:val="none"/>
-                <w:shd w:fill="auto" w:val="clear"/>
-                <w:vertAlign w:val="baseline"/>
-              </w:rPr>
-            </w:pPr>
-            <w:r>
-              <w:rPr>
-                <w:rtl w:val="0"/>
-              </w:rPr>
-              <w:t xml:space="preserve">09/06/2026</w:t>
-            </w:r>
-            <w:r>
-              <w:rPr>
-                <w:rtl w:val="0"/>
-              </w:rPr>
+                <w:b w:val="1"/>
+                <w:bCs w:val="1"/>
+                <w:i w:val="0"/>
+                <w:iCs w:val="0"/>
+                <w:smallCaps w:val="0"/>
+                <w:strike w:val="0"/>
+                <w:color w:val="1f3864"/>
+                <w:sz w:val="22"/>
+                <w:szCs w:val="22"/>
+                <w:u w:val="none"/>
+                <w:shd w:fill="auto" w:val="clear"/>
+                <w:vertAlign w:val="baseline"/>
+              </w:rPr>
+            </w:pPr>
+            <w:r>
+              <w:rPr>
+                <w:b w:val="1"/>
+                <w:bCs w:val="1"/>
+                <w:i w:val="0"/>
+                <w:iCs w:val="0"/>
+                <w:smallCaps w:val="0"/>
+                <w:strike w:val="0"/>
+                <w:color w:val="1f3864"/>
+                <w:sz w:val="22"/>
+                <w:szCs w:val="22"/>
+                <w:u w:val="none"/>
+                <w:shd w:fill="auto" w:val="clear"/>
+                <w:vertAlign w:val="baseline"/>
+                <w:rtl w:val="0"/>
+              </w:rPr>
+              <w:t xml:space="preserve">Fecha</w:t>
             </w:r>
           </w:p>
         </w:tc>
@@ -6019,28 +5803,37 @@
               <w:ind w:left="0" w:right="0" w:firstLine="0"/>
               <w:jc w:val="center"/>
               <w:rPr>
-                <w:i w:val="0"/>
-                <w:iCs w:val="0"/>
-                <w:smallCaps w:val="0"/>
-                <w:strike w:val="0"/>
-                <w:color w:val="000000"/>
-                <w:sz w:val="22"/>
-                <w:szCs w:val="22"/>
-                <w:u w:val="none"/>
-                <w:shd w:fill="auto" w:val="clear"/>
-                <w:vertAlign w:val="baseline"/>
-              </w:rPr>
-            </w:pPr>
-            <w:r>
-              <w:rPr>
-                <w:rtl w:val="0"/>
-              </w:rPr>
-              <w:t xml:space="preserve">Efrain Manotas</w:t>
-            </w:r>
-            <w:r>
-              <w:rPr>
-                <w:rtl w:val="0"/>
-              </w:rPr>
+                <w:b w:val="1"/>
+                <w:bCs w:val="1"/>
+                <w:i w:val="0"/>
+                <w:iCs w:val="0"/>
+                <w:smallCaps w:val="0"/>
+                <w:strike w:val="0"/>
+                <w:color w:val="1f3864"/>
+                <w:sz w:val="22"/>
+                <w:szCs w:val="22"/>
+                <w:u w:val="none"/>
+                <w:shd w:fill="auto" w:val="clear"/>
+                <w:vertAlign w:val="baseline"/>
+              </w:rPr>
+            </w:pPr>
+            <w:r>
+              <w:rPr>
+                <w:b w:val="1"/>
+                <w:bCs w:val="1"/>
+                <w:i w:val="0"/>
+                <w:iCs w:val="0"/>
+                <w:smallCaps w:val="0"/>
+                <w:strike w:val="0"/>
+                <w:color w:val="1f3864"/>
+                <w:sz w:val="22"/>
+                <w:szCs w:val="22"/>
+                <w:u w:val="none"/>
+                <w:shd w:fill="auto" w:val="clear"/>
+                <w:vertAlign w:val="baseline"/>
+                <w:rtl w:val="0"/>
+              </w:rPr>
+              <w:t xml:space="preserve">Autor</w:t>
             </w:r>
           </w:p>
         </w:tc>
@@ -6063,22 +5856,37 @@
               <w:ind w:left="0" w:right="0" w:firstLine="0"/>
               <w:jc w:val="center"/>
               <w:rPr>
-                <w:i w:val="0"/>
-                <w:iCs w:val="0"/>
-                <w:smallCaps w:val="0"/>
-                <w:strike w:val="0"/>
-                <w:color w:val="000000"/>
-                <w:sz w:val="22"/>
-                <w:szCs w:val="22"/>
-                <w:u w:val="none"/>
-                <w:shd w:fill="auto" w:val="clear"/>
-                <w:vertAlign w:val="baseline"/>
-              </w:rPr>
-            </w:pPr>
-            <w:r>
-              <w:rPr>
-                <w:rtl w:val="0"/>
-              </w:rPr>
+                <w:b w:val="1"/>
+                <w:bCs w:val="1"/>
+                <w:i w:val="0"/>
+                <w:iCs w:val="0"/>
+                <w:smallCaps w:val="0"/>
+                <w:strike w:val="0"/>
+                <w:color w:val="1f3864"/>
+                <w:sz w:val="22"/>
+                <w:szCs w:val="22"/>
+                <w:u w:val="none"/>
+                <w:shd w:fill="auto" w:val="clear"/>
+                <w:vertAlign w:val="baseline"/>
+              </w:rPr>
+            </w:pPr>
+            <w:r>
+              <w:rPr>
+                <w:b w:val="1"/>
+                <w:bCs w:val="1"/>
+                <w:i w:val="0"/>
+                <w:iCs w:val="0"/>
+                <w:smallCaps w:val="0"/>
+                <w:strike w:val="0"/>
+                <w:color w:val="1f3864"/>
+                <w:sz w:val="22"/>
+                <w:szCs w:val="22"/>
+                <w:u w:val="none"/>
+                <w:shd w:fill="auto" w:val="clear"/>
+                <w:vertAlign w:val="baseline"/>
+                <w:rtl w:val="0"/>
+              </w:rPr>
+              <w:t xml:space="preserve">Revisión</w:t>
             </w:r>
           </w:p>
         </w:tc>
@@ -6100,13 +5908,38 @@
               <w:spacing w:after="160" w:before="0" w:line="259" w:lineRule="auto"/>
               <w:ind w:left="0" w:right="0" w:firstLine="0"/>
               <w:jc w:val="center"/>
-              <w:rPr/>
-            </w:pPr>
-            <w:r>
-              <w:rPr>
-                <w:rtl w:val="0"/>
-              </w:rPr>
-              <w:t xml:space="preserve">Desarrollo completo de HU-10 - Generar reportes del proyecto</w:t>
+              <w:rPr>
+                <w:b w:val="1"/>
+                <w:bCs w:val="1"/>
+                <w:i w:val="0"/>
+                <w:iCs w:val="0"/>
+                <w:smallCaps w:val="0"/>
+                <w:strike w:val="0"/>
+                <w:color w:val="1f3864"/>
+                <w:sz w:val="22"/>
+                <w:szCs w:val="22"/>
+                <w:u w:val="none"/>
+                <w:shd w:fill="auto" w:val="clear"/>
+                <w:vertAlign w:val="baseline"/>
+              </w:rPr>
+            </w:pPr>
+            <w:r>
+              <w:rPr>
+                <w:b w:val="1"/>
+                <w:bCs w:val="1"/>
+                <w:i w:val="0"/>
+                <w:iCs w:val="0"/>
+                <w:smallCaps w:val="0"/>
+                <w:strike w:val="0"/>
+                <w:color w:val="1f3864"/>
+                <w:sz w:val="22"/>
+                <w:szCs w:val="22"/>
+                <w:u w:val="none"/>
+                <w:shd w:fill="auto" w:val="clear"/>
+                <w:vertAlign w:val="baseline"/>
+                <w:rtl w:val="0"/>
+              </w:rPr>
+              <w:t xml:space="preserve">Descripción</w:t>
             </w:r>
           </w:p>
         </w:tc>
@@ -6129,22 +5962,37 @@
               <w:ind w:left="0" w:right="0" w:firstLine="0"/>
               <w:jc w:val="center"/>
               <w:rPr>
-                <w:i w:val="0"/>
-                <w:iCs w:val="0"/>
-                <w:smallCaps w:val="0"/>
-                <w:strike w:val="0"/>
-                <w:color w:val="000000"/>
-                <w:sz w:val="22"/>
-                <w:szCs w:val="22"/>
-                <w:u w:val="none"/>
-                <w:shd w:fill="auto" w:val="clear"/>
-                <w:vertAlign w:val="baseline"/>
-              </w:rPr>
-            </w:pPr>
-            <w:r>
-              <w:rPr>
-                <w:rtl w:val="0"/>
-              </w:rPr>
+                <w:b w:val="1"/>
+                <w:bCs w:val="1"/>
+                <w:i w:val="0"/>
+                <w:iCs w:val="0"/>
+                <w:smallCaps w:val="0"/>
+                <w:strike w:val="0"/>
+                <w:color w:val="1f3864"/>
+                <w:sz w:val="22"/>
+                <w:szCs w:val="22"/>
+                <w:u w:val="none"/>
+                <w:shd w:fill="auto" w:val="clear"/>
+                <w:vertAlign w:val="baseline"/>
+              </w:rPr>
+            </w:pPr>
+            <w:r>
+              <w:rPr>
+                <w:b w:val="1"/>
+                <w:bCs w:val="1"/>
+                <w:i w:val="0"/>
+                <w:iCs w:val="0"/>
+                <w:smallCaps w:val="0"/>
+                <w:strike w:val="0"/>
+                <w:color w:val="1f3864"/>
+                <w:sz w:val="22"/>
+                <w:szCs w:val="22"/>
+                <w:u w:val="none"/>
+                <w:shd w:fill="auto" w:val="clear"/>
+                <w:vertAlign w:val="baseline"/>
+                <w:rtl w:val="0"/>
+              </w:rPr>
+              <w:t xml:space="preserve">Aprobador</w:t>
             </w:r>
           </w:p>
         </w:tc>
@@ -6166,6 +6014,184 @@
           </w:tcPr>
           <w:p>
             <w:pPr>
+              <w:keepNext w:val="0"/>
+              <w:keepLines w:val="0"/>
+              <w:widowControl w:val="1"/>
+              <w:shd w:fill="auto" w:val="clear"/>
+              <w:spacing w:after="160" w:before="0" w:line="259" w:lineRule="auto"/>
+              <w:ind w:left="0" w:right="0" w:firstLine="0"/>
+              <w:jc w:val="center"/>
+              <w:rPr>
+                <w:i w:val="0"/>
+                <w:iCs w:val="0"/>
+                <w:smallCaps w:val="0"/>
+                <w:strike w:val="0"/>
+                <w:color w:val="000000"/>
+                <w:sz w:val="22"/>
+                <w:szCs w:val="22"/>
+                <w:u w:val="none"/>
+                <w:shd w:fill="auto" w:val="clear"/>
+                <w:vertAlign w:val="baseline"/>
+              </w:rPr>
+            </w:pPr>
+            <w:r>
+              <w:rPr>
+                <w:rtl w:val="0"/>
+              </w:rPr>
+              <w:t xml:space="preserve">1.0</w:t>
+            </w:r>
+            <w:r>
+              <w:rPr>
+                <w:rtl w:val="0"/>
+              </w:rPr>
+            </w:r>
+          </w:p>
+        </w:tc>
+        <w:tc>
+          <w:tcPr>
+            <w:gridSpan w:val="2"/>
+            <w:tcBorders>
+              <w:top w:color="000000" w:space="0" w:sz="4" w:val="single"/>
+              <w:left w:color="000000" w:space="0" w:sz="4" w:val="single"/>
+              <w:bottom w:color="000000" w:space="0" w:sz="4" w:val="single"/>
+              <w:right w:color="000000" w:space="0" w:sz="4" w:val="single"/>
+            </w:tcBorders>
+          </w:tcPr>
+          <w:p>
+            <w:pPr>
+              <w:keepNext w:val="0"/>
+              <w:keepLines w:val="0"/>
+              <w:widowControl w:val="1"/>
+              <w:shd w:fill="auto" w:val="clear"/>
+              <w:spacing w:after="160" w:before="0" w:line="259" w:lineRule="auto"/>
+              <w:ind w:left="0" w:right="0" w:firstLine="0"/>
+              <w:jc w:val="center"/>
+              <w:rPr>
+                <w:i w:val="0"/>
+                <w:iCs w:val="0"/>
+                <w:smallCaps w:val="0"/>
+                <w:strike w:val="0"/>
+                <w:color w:val="000000"/>
+                <w:sz w:val="22"/>
+                <w:szCs w:val="22"/>
+                <w:u w:val="none"/>
+                <w:shd w:fill="auto" w:val="clear"/>
+                <w:vertAlign w:val="baseline"/>
+              </w:rPr>
+            </w:pPr>
+            <w:r>
+              <w:rPr>
+                <w:rtl w:val="0"/>
+              </w:rPr>
+              <w:t xml:space="preserve">09/06/2026</w:t>
+            </w:r>
+            <w:r>
+              <w:rPr>
+                <w:rtl w:val="0"/>
+              </w:rPr>
+            </w:r>
+          </w:p>
+        </w:tc>
+        <w:tc>
+          <w:tcPr>
+            <w:gridSpan w:val="2"/>
+            <w:tcBorders>
+              <w:top w:color="000000" w:space="0" w:sz="4" w:val="single"/>
+              <w:left w:color="000000" w:space="0" w:sz="4" w:val="single"/>
+              <w:bottom w:color="000000" w:space="0" w:sz="4" w:val="single"/>
+              <w:right w:color="000000" w:space="0" w:sz="4" w:val="single"/>
+            </w:tcBorders>
+          </w:tcPr>
+          <w:p>
+            <w:pPr>
+              <w:keepNext w:val="0"/>
+              <w:keepLines w:val="0"/>
+              <w:widowControl w:val="1"/>
+              <w:shd w:fill="auto" w:val="clear"/>
+              <w:spacing w:after="160" w:before="0" w:line="259" w:lineRule="auto"/>
+              <w:ind w:left="0" w:right="0" w:firstLine="0"/>
+              <w:jc w:val="center"/>
+              <w:rPr>
+                <w:i w:val="0"/>
+                <w:iCs w:val="0"/>
+                <w:smallCaps w:val="0"/>
+                <w:strike w:val="0"/>
+                <w:color w:val="000000"/>
+                <w:sz w:val="22"/>
+                <w:szCs w:val="22"/>
+                <w:u w:val="none"/>
+                <w:shd w:fill="auto" w:val="clear"/>
+                <w:vertAlign w:val="baseline"/>
+              </w:rPr>
+            </w:pPr>
+            <w:r>
+              <w:rPr>
+                <w:rtl w:val="0"/>
+              </w:rPr>
+              <w:t xml:space="preserve">Efrain Manotas</w:t>
+            </w:r>
+            <w:r>
+              <w:rPr>
+                <w:rtl w:val="0"/>
+              </w:rPr>
+            </w:r>
+          </w:p>
+        </w:tc>
+        <w:tc>
+          <w:tcPr>
+            <w:tcBorders>
+              <w:top w:color="000000" w:space="0" w:sz="4" w:val="single"/>
+              <w:left w:color="000000" w:space="0" w:sz="4" w:val="single"/>
+              <w:bottom w:color="000000" w:space="0" w:sz="4" w:val="single"/>
+              <w:right w:color="000000" w:space="0" w:sz="4" w:val="single"/>
+            </w:tcBorders>
+          </w:tcPr>
+          <w:p>
+            <w:pPr>
+              <w:keepNext w:val="0"/>
+              <w:keepLines w:val="0"/>
+              <w:widowControl w:val="1"/>
+              <w:shd w:fill="auto" w:val="clear"/>
+              <w:spacing w:after="160" w:before="0" w:line="259" w:lineRule="auto"/>
+              <w:ind w:left="0" w:right="0" w:firstLine="0"/>
+              <w:jc w:val="center"/>
+              <w:rPr>
+                <w:i w:val="0"/>
+                <w:iCs w:val="0"/>
+                <w:smallCaps w:val="0"/>
+                <w:strike w:val="0"/>
+                <w:color w:val="000000"/>
+                <w:sz w:val="22"/>
+                <w:szCs w:val="22"/>
+                <w:u w:val="none"/>
+                <w:shd w:fill="auto" w:val="clear"/>
+                <w:vertAlign w:val="baseline"/>
+              </w:rPr>
+            </w:pPr>
+            <w:r>
+              <w:rPr>
+                <w:rtl w:val="0"/>
+              </w:rPr>
+            </w:r>
+          </w:p>
+        </w:tc>
+        <w:tc>
+          <w:tcPr>
+            <w:tcBorders>
+              <w:top w:color="000000" w:space="0" w:sz="4" w:val="single"/>
+              <w:left w:color="000000" w:space="0" w:sz="4" w:val="single"/>
+              <w:bottom w:color="000000" w:space="0" w:sz="4" w:val="single"/>
+              <w:right w:color="000000" w:space="0" w:sz="4" w:val="single"/>
+            </w:tcBorders>
+          </w:tcPr>
+          <w:p>
+            <w:pPr>
+              <w:keepNext w:val="0"/>
+              <w:keepLines w:val="0"/>
+              <w:widowControl w:val="1"/>
+              <w:shd w:fill="auto" w:val="clear"/>
+              <w:spacing w:after="160" w:before="0" w:line="259" w:lineRule="auto"/>
+              <w:ind w:left="0" w:right="0" w:firstLine="0"/>
               <w:jc w:val="center"/>
               <w:rPr/>
             </w:pPr>
@@ -6173,10 +6199,54 @@
               <w:rPr>
                 <w:rtl w:val="0"/>
               </w:rPr>
-              <w:t xml:space="preserve">2.0</w:t>
-            </w:r>
-          </w:p>
-        </w:tc>
+              <w:t xml:space="preserve">Desarrollo completo de HU-10 - Generar reportes del proyecto</w:t>
+            </w:r>
+          </w:p>
+        </w:tc>
+        <w:tc>
+          <w:tcPr>
+            <w:tcBorders>
+              <w:top w:color="000000" w:space="0" w:sz="4" w:val="single"/>
+              <w:left w:color="000000" w:space="0" w:sz="4" w:val="single"/>
+              <w:bottom w:color="000000" w:space="0" w:sz="4" w:val="single"/>
+              <w:right w:color="000000" w:space="0" w:sz="4" w:val="single"/>
+            </w:tcBorders>
+          </w:tcPr>
+          <w:p>
+            <w:pPr>
+              <w:keepNext w:val="0"/>
+              <w:keepLines w:val="0"/>
+              <w:widowControl w:val="1"/>
+              <w:shd w:fill="auto" w:val="clear"/>
+              <w:spacing w:after="160" w:before="0" w:line="259" w:lineRule="auto"/>
+              <w:ind w:left="0" w:right="0" w:firstLine="0"/>
+              <w:jc w:val="center"/>
+              <w:rPr>
+                <w:i w:val="0"/>
+                <w:iCs w:val="0"/>
+                <w:smallCaps w:val="0"/>
+                <w:strike w:val="0"/>
+                <w:color w:val="000000"/>
+                <w:sz w:val="22"/>
+                <w:szCs w:val="22"/>
+                <w:u w:val="none"/>
+                <w:shd w:fill="auto" w:val="clear"/>
+                <w:vertAlign w:val="baseline"/>
+              </w:rPr>
+            </w:pPr>
+            <w:r>
+              <w:rPr>
+                <w:rtl w:val="0"/>
+              </w:rPr>
+            </w:r>
+          </w:p>
+        </w:tc>
+      </w:tr>
+      <w:tr>
+        <w:trPr>
+          <w:cantSplit w:val="0"/>
+          <w:tblHeader w:val="0"/>
+        </w:trPr>
         <w:tc>
           <w:tcPr>
             <w:gridSpan w:val="2"/>
@@ -6196,7 +6266,7 @@
               <w:rPr>
                 <w:rtl w:val="0"/>
               </w:rPr>
-              <w:t xml:space="preserve">04/07/2026</w:t>
+              <w:t xml:space="preserve">2.0</w:t>
             </w:r>
           </w:p>
         </w:tc>
@@ -6219,12 +6289,13 @@
               <w:rPr>
                 <w:rtl w:val="0"/>
               </w:rPr>
-              <w:t xml:space="preserve">Efrain Manotas</w:t>
-            </w:r>
-          </w:p>
-        </w:tc>
-        <w:tc>
-          <w:tcPr>
+              <w:t xml:space="preserve">04/07/2026</w:t>
+            </w:r>
+          </w:p>
+        </w:tc>
+        <w:tc>
+          <w:tcPr>
+            <w:gridSpan w:val="2"/>
             <w:tcBorders>
               <w:top w:color="000000" w:space="0" w:sz="4" w:val="single"/>
               <w:left w:color="000000" w:space="0" w:sz="4" w:val="single"/>
@@ -6241,6 +6312,7 @@
               <w:rPr>
                 <w:rtl w:val="0"/>
               </w:rPr>
+              <w:t xml:space="preserve">Efrain Manotas</w:t>
             </w:r>
           </w:p>
         </w:tc>
@@ -6256,6 +6328,27 @@
           <w:p>
             <w:pPr>
               <w:jc w:val="center"/>
+              <w:rPr/>
+            </w:pPr>
+            <w:r>
+              <w:rPr>
+                <w:rtl w:val="0"/>
+              </w:rPr>
+            </w:r>
+          </w:p>
+        </w:tc>
+        <w:tc>
+          <w:tcPr>
+            <w:tcBorders>
+              <w:top w:color="000000" w:space="0" w:sz="4" w:val="single"/>
+              <w:left w:color="000000" w:space="0" w:sz="4" w:val="single"/>
+              <w:bottom w:color="000000" w:space="0" w:sz="4" w:val="single"/>
+              <w:right w:color="000000" w:space="0" w:sz="4" w:val="single"/>
+            </w:tcBorders>
+          </w:tcPr>
+          <w:p>
+            <w:pPr>
+              <w:jc w:val="center"/>
               <w:rPr>
                 <w:b w:val="1"/>
                 <w:bCs w:val="1"/>
@@ -6266,6 +6359,153 @@
                 <w:rtl w:val="0"/>
               </w:rPr>
               <w:t xml:space="preserve">Revisión e implementación de mejoras HU-10</w:t>
+            </w:r>
+            <w:r>
+              <w:rPr>
+                <w:rtl w:val="0"/>
+              </w:rPr>
+            </w:r>
+          </w:p>
+        </w:tc>
+        <w:tc>
+          <w:tcPr>
+            <w:tcBorders>
+              <w:top w:color="000000" w:space="0" w:sz="4" w:val="single"/>
+              <w:left w:color="000000" w:space="0" w:sz="4" w:val="single"/>
+              <w:bottom w:color="000000" w:space="0" w:sz="4" w:val="single"/>
+              <w:right w:color="000000" w:space="0" w:sz="4" w:val="single"/>
+            </w:tcBorders>
+          </w:tcPr>
+          <w:p>
+            <w:pPr>
+              <w:jc w:val="center"/>
+              <w:rPr/>
+            </w:pPr>
+            <w:r>
+              <w:rPr>
+                <w:rtl w:val="0"/>
+              </w:rPr>
+            </w:r>
+          </w:p>
+        </w:tc>
+      </w:tr>
+      <w:tr>
+        <w:trPr>
+          <w:cantSplit w:val="0"/>
+          <w:tblHeader w:val="0"/>
+        </w:trPr>
+        <w:tc>
+          <w:tcPr>
+            <w:gridSpan w:val="2"/>
+            <w:tcBorders>
+              <w:top w:color="000000" w:space="0" w:sz="4" w:val="single"/>
+              <w:left w:color="000000" w:space="0" w:sz="4" w:val="single"/>
+              <w:bottom w:color="000000" w:space="0" w:sz="4" w:val="single"/>
+              <w:right w:color="000000" w:space="0" w:sz="4" w:val="single"/>
+            </w:tcBorders>
+          </w:tcPr>
+          <w:p>
+            <w:pPr>
+              <w:jc w:val="center"/>
+              <w:rPr/>
+            </w:pPr>
+            <w:r>
+              <w:rPr>
+                <w:rtl w:val="0"/>
+              </w:rPr>
+              <w:t xml:space="preserve">3.0</w:t>
+            </w:r>
+          </w:p>
+        </w:tc>
+        <w:tc>
+          <w:tcPr>
+            <w:gridSpan w:val="2"/>
+            <w:tcBorders>
+              <w:top w:color="000000" w:space="0" w:sz="4" w:val="single"/>
+              <w:left w:color="000000" w:space="0" w:sz="4" w:val="single"/>
+              <w:bottom w:color="000000" w:space="0" w:sz="4" w:val="single"/>
+              <w:right w:color="000000" w:space="0" w:sz="4" w:val="single"/>
+            </w:tcBorders>
+          </w:tcPr>
+          <w:p>
+            <w:pPr>
+              <w:jc w:val="center"/>
+              <w:rPr/>
+            </w:pPr>
+            <w:r>
+              <w:rPr>
+                <w:rtl w:val="0"/>
+              </w:rPr>
+              <w:t xml:space="preserve">10/07/2026</w:t>
+            </w:r>
+          </w:p>
+        </w:tc>
+        <w:tc>
+          <w:tcPr>
+            <w:gridSpan w:val="2"/>
+            <w:tcBorders>
+              <w:top w:color="000000" w:space="0" w:sz="4" w:val="single"/>
+              <w:left w:color="000000" w:space="0" w:sz="4" w:val="single"/>
+              <w:bottom w:color="000000" w:space="0" w:sz="4" w:val="single"/>
+              <w:right w:color="000000" w:space="0" w:sz="4" w:val="single"/>
+            </w:tcBorders>
+          </w:tcPr>
+          <w:p>
+            <w:pPr>
+              <w:jc w:val="center"/>
+              <w:rPr/>
+            </w:pPr>
+            <w:r>
+              <w:rPr>
+                <w:rtl w:val="0"/>
+              </w:rPr>
+              <w:t xml:space="preserve">Efrain Manotas</w:t>
+            </w:r>
+          </w:p>
+        </w:tc>
+        <w:tc>
+          <w:tcPr>
+            <w:tcBorders>
+              <w:top w:color="000000" w:space="0" w:sz="4" w:val="single"/>
+              <w:left w:color="000000" w:space="0" w:sz="4" w:val="single"/>
+              <w:bottom w:color="000000" w:space="0" w:sz="4" w:val="single"/>
+              <w:right w:color="000000" w:space="0" w:sz="4" w:val="single"/>
+            </w:tcBorders>
+          </w:tcPr>
+          <w:p>
+            <w:pPr>
+              <w:jc w:val="center"/>
+              <w:rPr/>
+            </w:pPr>
+            <w:r>
+              <w:rPr>
+                <w:rtl w:val="0"/>
+              </w:rPr>
+            </w:r>
+          </w:p>
+        </w:tc>
+        <w:tc>
+          <w:tcPr>
+            <w:tcBorders>
+              <w:top w:color="000000" w:space="0" w:sz="4" w:val="single"/>
+              <w:left w:color="000000" w:space="0" w:sz="4" w:val="single"/>
+              <w:bottom w:color="000000" w:space="0" w:sz="4" w:val="single"/>
+              <w:right w:color="000000" w:space="0" w:sz="4" w:val="single"/>
+            </w:tcBorders>
+          </w:tcPr>
+          <w:p>
+            <w:pPr>
+              <w:jc w:val="center"/>
+              <w:rPr>
+                <w:b w:val="1"/>
+                <w:bCs w:val="1"/>
+              </w:rPr>
+            </w:pPr>
+            <w:r>
+              <w:rPr>
+                <w:rtl w:val="0"/>
+              </w:rPr>
+              <w:t xml:space="preserve">2da revisión e implementación de mejoras HU-10</w:t>
             </w:r>
             <w:r>
               <w:rPr>
